--- a/public/CV/Kaloyan_Kostadinov_CV_BG.docx
+++ b/public/CV/Kaloyan_Kostadinov_CV_BG.docx
@@ -4,7 +4,7 @@
   <w:body>
     <w:p>
       <w:pPr>
-        <w:spacing w:after="3" w:line="230" w:lineRule="auto"/>
+        <w:spacing w:after="50" w:line="230" w:lineRule="auto"/>
       </w:pPr>
       <w:r>
         <w:rPr>
@@ -20,7 +20,7 @@
     </w:p>
     <w:p>
       <w:pPr>
-        <w:spacing w:after="14"/>
+        <w:spacing w:after="90"/>
       </w:pPr>
       <w:r>
         <w:rPr>
@@ -39,7 +39,7 @@
         <w:pBdr>
           <w:bottom w:val="single" w:sz="10" w:space="8" w:color="B1001B"/>
         </w:pBdr>
-        <w:spacing w:after="14"/>
+        <w:spacing w:after="90"/>
         <w:rPr>
           <w:rFonts w:ascii="Calibri" w:eastAsia="Calibri" w:hAnsi="Calibri" w:cs="Calibri"/>
           <w:color w:val="6B6260"/>
@@ -63,7 +63,7 @@
         <w:pBdr>
           <w:bottom w:val="single" w:sz="10" w:space="8" w:color="B1001B"/>
         </w:pBdr>
-        <w:spacing w:after="22"/>
+        <w:spacing w:after="110"/>
         <w:rPr>
           <w:rFonts w:ascii="Calibri" w:eastAsia="Calibri" w:hAnsi="Calibri" w:cs="Calibri"/>
           <w:color w:val="D4002F"/>
@@ -182,7 +182,7 @@
           </w:tcPr>
           <w:p>
             <w:pPr>
-              <w:spacing w:before="16" w:after="50" w:line="18" w:lineRule="atLeast"/>
+              <w:spacing w:before="90" w:after="120" w:line="18" w:lineRule="atLeast"/>
             </w:pPr>
             <w:r>
               <w:rPr>
@@ -193,52 +193,33 @@
                 <w:sz w:val="18"/>
                 <w:szCs w:val="18"/>
               </w:rPr>
-              <w:t>ПРОФЕСИОНАЛНА ЦЕЛ</w:t>
-            </w:r>
-          </w:p>
-          <w:p>
-            <w:pPr>
-              <w:spacing w:after="9" w:line="18" w:lineRule="atLeast"/>
-              <w:rPr>
-                <w:rFonts w:ascii="Calibri" w:eastAsia="Calibri" w:hAnsi="Calibri" w:cs="Calibri"/>
-                <w:color w:val="1A1414"/>
-                <w:sz w:val="18"/>
-                <w:szCs w:val="18"/>
-                <w:lang w:val="en-US"/>
-              </w:rPr>
-            </w:pPr>
-            <w:r>
-              <w:rPr>
-                <w:rFonts w:ascii="Calibri" w:eastAsia="Calibri" w:hAnsi="Calibri" w:cs="Calibri"/>
-                <w:color w:val="1A1414"/>
-                <w:sz w:val="18"/>
-                <w:szCs w:val="18"/>
-              </w:rPr>
-              <w:t>Full-stack разработчик с практически опит в разработката на уеб, мобилни, AI-базирани и хардуерно интегрирани приложения. Признат в национални IT</w:t>
-            </w:r>
-            <w:r>
-              <w:rPr>
-                <w:rFonts w:ascii="Calibri" w:eastAsia="Calibri" w:hAnsi="Calibri" w:cs="Calibri"/>
-                <w:color w:val="1A1414"/>
-                <w:sz w:val="18"/>
-                <w:szCs w:val="18"/>
-                <w:lang w:val="en-US"/>
-              </w:rPr>
-              <w:t xml:space="preserve"> </w:t>
-            </w:r>
-            <w:r>
-              <w:rPr>
-                <w:rFonts w:ascii="Calibri" w:eastAsia="Calibri" w:hAnsi="Calibri" w:cs="Calibri"/>
-                <w:color w:val="1A1414"/>
-                <w:sz w:val="18"/>
-                <w:szCs w:val="18"/>
-              </w:rPr>
-              <w:t>състезания (НОИТ, НЕТИТ). В момента търся junior позиция или стаж, където да приложа уменията си в предизвикателни проекти и да работя с професионалисти със сходни интереси</w:t>
-            </w:r>
-          </w:p>
-          <w:p>
-            <w:pPr>
-              <w:spacing w:before="100" w:after="50" w:line="18" w:lineRule="atLeast"/>
+              <w:t>ЗА МЕН</w:t>
+            </w:r>
+          </w:p>
+          <w:p>
+            <w:pPr>
+              <w:spacing w:after="70" w:line="18" w:lineRule="atLeast"/>
+              <w:rPr>
+                <w:rFonts w:ascii="Calibri" w:eastAsia="Calibri" w:hAnsi="Calibri" w:cs="Calibri"/>
+                <w:color w:val="1A1414"/>
+                <w:sz w:val="18"/>
+                <w:szCs w:val="18"/>
+                <w:lang w:val="en-US"/>
+              </w:rPr>
+            </w:pPr>
+            <w:r>
+              <w:rPr>
+                <w:rFonts w:ascii="Calibri" w:eastAsia="Calibri" w:hAnsi="Calibri" w:cs="Calibri"/>
+                <w:color w:val="1A1414"/>
+                <w:sz w:val="18"/>
+                <w:szCs w:val="18"/>
+              </w:rPr>
+              <w:t>Full-stack разработчик с практически опит в разработката на уеб, мобилни, AI-базирани и хардуерно интегрирани приложения</w:t>
+            </w:r>
+          </w:p>
+          <w:p>
+            <w:pPr>
+              <w:spacing w:before="200" w:after="120" w:line="18" w:lineRule="atLeast"/>
             </w:pPr>
             <w:r>
               <w:rPr>
@@ -254,7 +235,7 @@
           </w:p>
           <w:p>
             <w:pPr>
-              <w:spacing w:after="2" w:line="18" w:lineRule="atLeast"/>
+              <w:spacing w:after="50" w:line="18" w:lineRule="atLeast"/>
             </w:pPr>
             <w:r>
               <w:rPr>
@@ -270,21 +251,40 @@
           </w:p>
           <w:p>
             <w:pPr>
-              <w:spacing w:after="14" w:line="18" w:lineRule="atLeast"/>
-            </w:pPr>
-            <w:r>
-              <w:rPr>
-                <w:rFonts w:ascii="Calibri" w:eastAsia="Calibri" w:hAnsi="Calibri" w:cs="Calibri"/>
-                <w:color w:val="1A1414"/>
-                <w:sz w:val="18"/>
-                <w:szCs w:val="18"/>
-              </w:rPr>
-              <w:t>TypeScript, JavaScript, Python, PHP, SQL, HTML, CSS</w:t>
-            </w:r>
-          </w:p>
-          <w:p>
-            <w:pPr>
-              <w:spacing w:after="2" w:line="18" w:lineRule="atLeast"/>
+              <w:spacing w:after="90" w:line="18" w:lineRule="atLeast"/>
+            </w:pPr>
+            <w:r>
+              <w:rPr>
+                <w:rFonts w:ascii="Calibri" w:eastAsia="Calibri" w:hAnsi="Calibri" w:cs="Calibri"/>
+                <w:color w:val="1A1414"/>
+                <w:sz w:val="18"/>
+                <w:szCs w:val="18"/>
+              </w:rPr>
+              <w:t xml:space="preserve">TypeScript, JavaScript, Python, </w:t>
+            </w:r>
+            <w:r>
+              <w:rPr>
+                <w:rFonts w:ascii="Calibri" w:eastAsia="Calibri" w:hAnsi="Calibri" w:cs="Calibri"/>
+                <w:color w:val="1A1414"/>
+                <w:sz w:val="18"/>
+                <w:szCs w:val="18"/>
+                <w:lang w:val="en-US"/>
+              </w:rPr>
+              <w:t>Java,</w:t>
+            </w:r>
+            <w:r>
+              <w:rPr>
+                <w:rFonts w:ascii="Calibri" w:eastAsia="Calibri" w:hAnsi="Calibri" w:cs="Calibri"/>
+                <w:color w:val="1A1414"/>
+                <w:sz w:val="18"/>
+                <w:szCs w:val="18"/>
+              </w:rPr>
+              <w:t xml:space="preserve"> PHP, SQL</w:t>
+            </w:r>
+          </w:p>
+          <w:p>
+            <w:pPr>
+              <w:spacing w:before="140" w:after="50" w:line="18" w:lineRule="atLeast"/>
             </w:pPr>
             <w:r>
               <w:rPr>
@@ -300,7 +300,7 @@
           </w:p>
           <w:p>
             <w:pPr>
-              <w:spacing w:after="14" w:line="18" w:lineRule="atLeast"/>
+              <w:spacing w:after="90" w:line="18" w:lineRule="atLeast"/>
               <w:rPr>
                 <w:lang w:val="en-US"/>
               </w:rPr>
@@ -365,209 +365,240 @@
           </w:p>
           <w:p>
             <w:pPr>
-              <w:spacing w:after="2" w:line="18" w:lineRule="atLeast"/>
-            </w:pPr>
-            <w:r>
-              <w:rPr>
-                <w:rFonts w:ascii="Calibri" w:eastAsia="Calibri" w:hAnsi="Calibri" w:cs="Calibri"/>
-                <w:b/>
-                <w:bCs/>
-                <w:color w:val="1A1414"/>
-                <w:sz w:val="18"/>
-                <w:szCs w:val="18"/>
-              </w:rPr>
-              <w:t>Backend и данни</w:t>
-            </w:r>
-          </w:p>
-          <w:p>
-            <w:pPr>
-              <w:spacing w:after="14" w:line="18" w:lineRule="atLeast"/>
-              <w:rPr>
-                <w:lang w:val="en-US"/>
-              </w:rPr>
-            </w:pPr>
-            <w:r>
-              <w:rPr>
-                <w:rFonts w:ascii="Calibri" w:eastAsia="Calibri" w:hAnsi="Calibri" w:cs="Calibri"/>
-                <w:color w:val="1A1414"/>
-                <w:sz w:val="18"/>
-                <w:szCs w:val="18"/>
-              </w:rPr>
-              <w:t>Node.js, Express.js (RESTful APIs), MySQL, PostgreSQL, Firebase, Supabase, Socket.IO</w:t>
-            </w:r>
-            <w:r>
-              <w:rPr>
-                <w:rFonts w:ascii="Calibri" w:eastAsia="Calibri" w:hAnsi="Calibri" w:cs="Calibri"/>
-                <w:color w:val="1A1414"/>
-                <w:sz w:val="18"/>
-                <w:szCs w:val="18"/>
-                <w:lang w:val="en-US"/>
-              </w:rPr>
-              <w:t>, Google Cloud Run</w:t>
-            </w:r>
-          </w:p>
-          <w:p>
-            <w:pPr>
-              <w:spacing w:after="2" w:line="18" w:lineRule="atLeast"/>
-              <w:rPr>
-                <w:lang w:val="en-US"/>
-              </w:rPr>
-            </w:pPr>
-            <w:r>
-              <w:rPr>
-                <w:rFonts w:ascii="Calibri" w:eastAsia="Calibri" w:hAnsi="Calibri" w:cs="Calibri"/>
-                <w:b/>
-                <w:bCs/>
-                <w:color w:val="1A1414"/>
-                <w:sz w:val="18"/>
-                <w:szCs w:val="18"/>
-              </w:rPr>
-              <w:t>ИИ и компютърно зрение</w:t>
-            </w:r>
-          </w:p>
-          <w:p>
-            <w:pPr>
-              <w:spacing w:after="14" w:line="18" w:lineRule="atLeast"/>
-              <w:rPr>
-                <w:rFonts w:ascii="Calibri" w:eastAsia="Calibri" w:hAnsi="Calibri" w:cs="Calibri"/>
-                <w:color w:val="1A1414"/>
-                <w:sz w:val="18"/>
-                <w:szCs w:val="18"/>
-              </w:rPr>
-            </w:pPr>
-            <w:r>
-              <w:rPr>
-                <w:rFonts w:ascii="Calibri" w:eastAsia="Calibri" w:hAnsi="Calibri" w:cs="Calibri"/>
-                <w:color w:val="1A1414"/>
-                <w:sz w:val="18"/>
-                <w:szCs w:val="18"/>
-              </w:rPr>
-              <w:t>OpenAI API,</w:t>
-            </w:r>
-            <w:r>
-              <w:rPr>
-                <w:rFonts w:ascii="Calibri" w:eastAsia="Calibri" w:hAnsi="Calibri" w:cs="Calibri"/>
-                <w:color w:val="1A1414"/>
-                <w:sz w:val="18"/>
-                <w:szCs w:val="18"/>
-                <w:lang w:val="en-US"/>
-              </w:rPr>
-              <w:t xml:space="preserve"> Gemini API</w:t>
-            </w:r>
-            <w:r>
-              <w:rPr>
-                <w:rFonts w:ascii="Calibri" w:eastAsia="Calibri" w:hAnsi="Calibri" w:cs="Calibri"/>
-                <w:color w:val="1A1414"/>
-                <w:sz w:val="18"/>
-                <w:szCs w:val="18"/>
-              </w:rPr>
-              <w:t>, Vertex AI</w:t>
-            </w:r>
-            <w:r>
-              <w:rPr>
-                <w:rFonts w:ascii="Calibri" w:eastAsia="Calibri" w:hAnsi="Calibri" w:cs="Calibri"/>
-                <w:color w:val="1A1414"/>
-                <w:sz w:val="18"/>
-                <w:szCs w:val="18"/>
-                <w:lang w:val="en-US"/>
-              </w:rPr>
-              <w:t xml:space="preserve">, </w:t>
-            </w:r>
-            <w:r>
-              <w:rPr>
-                <w:rFonts w:ascii="Calibri" w:eastAsia="Calibri" w:hAnsi="Calibri" w:cs="Calibri"/>
-                <w:color w:val="1A1414"/>
-                <w:sz w:val="18"/>
-                <w:szCs w:val="18"/>
-              </w:rPr>
-              <w:t>LangChain, OpenCV, PyNuitrack (Nuitrack SDK)</w:t>
-            </w:r>
-          </w:p>
-          <w:p>
-            <w:pPr>
-              <w:spacing w:after="14" w:line="18" w:lineRule="atLeast"/>
-              <w:rPr>
-                <w:rFonts w:ascii="Calibri" w:eastAsia="Calibri" w:hAnsi="Calibri" w:cs="Calibri"/>
-                <w:b/>
-                <w:bCs/>
-                <w:color w:val="1A1414"/>
-                <w:sz w:val="18"/>
-                <w:szCs w:val="18"/>
-              </w:rPr>
-            </w:pPr>
-            <w:r>
-              <w:rPr>
-                <w:rFonts w:ascii="Calibri" w:eastAsia="Calibri" w:hAnsi="Calibri" w:cs="Calibri"/>
-                <w:b/>
-                <w:bCs/>
-                <w:color w:val="1A1414"/>
-                <w:sz w:val="18"/>
-                <w:szCs w:val="18"/>
-              </w:rPr>
-              <w:t>Инструменти и тестване</w:t>
-            </w:r>
-          </w:p>
-          <w:p>
-            <w:pPr>
-              <w:spacing w:after="14" w:line="18" w:lineRule="atLeast"/>
-              <w:rPr>
-                <w:rFonts w:ascii="Calibri" w:eastAsia="Calibri" w:hAnsi="Calibri" w:cs="Calibri"/>
-                <w:color w:val="1A1414"/>
-                <w:sz w:val="18"/>
-                <w:szCs w:val="18"/>
-              </w:rPr>
-            </w:pPr>
-            <w:r>
-              <w:rPr>
-                <w:rFonts w:ascii="Calibri" w:eastAsia="Calibri" w:hAnsi="Calibri" w:cs="Calibri"/>
-                <w:color w:val="1A1414"/>
-                <w:sz w:val="18"/>
-                <w:szCs w:val="18"/>
-              </w:rPr>
-              <w:t>Git, Docker, Android Studio,</w:t>
-            </w:r>
-            <w:r>
-              <w:rPr>
-                <w:rFonts w:ascii="Calibri" w:eastAsia="Calibri" w:hAnsi="Calibri" w:cs="Calibri"/>
-                <w:color w:val="1A1414"/>
-                <w:sz w:val="18"/>
-                <w:szCs w:val="18"/>
-                <w:lang w:val="en-US"/>
-              </w:rPr>
-              <w:t xml:space="preserve"> </w:t>
-            </w:r>
-            <w:r>
-              <w:rPr>
-                <w:rFonts w:ascii="Calibri" w:eastAsia="Calibri" w:hAnsi="Calibri" w:cs="Calibri"/>
-                <w:color w:val="1A1414"/>
-                <w:sz w:val="18"/>
-                <w:szCs w:val="18"/>
-              </w:rPr>
-              <w:t>Expo Go</w:t>
-            </w:r>
-            <w:r>
-              <w:rPr>
-                <w:rFonts w:ascii="Calibri" w:eastAsia="Calibri" w:hAnsi="Calibri" w:cs="Calibri"/>
-                <w:color w:val="1A1414"/>
-                <w:sz w:val="18"/>
-                <w:szCs w:val="18"/>
-                <w:lang w:val="en-US"/>
-              </w:rPr>
-              <w:t xml:space="preserve">, </w:t>
-            </w:r>
-            <w:r>
-              <w:rPr>
-                <w:rFonts w:ascii="Calibri" w:eastAsia="Calibri" w:hAnsi="Calibri" w:cs="Calibri"/>
-                <w:color w:val="1A1414"/>
-                <w:sz w:val="18"/>
-                <w:szCs w:val="18"/>
-              </w:rPr>
-              <w:t>Vitest</w:t>
-            </w:r>
-          </w:p>
-          <w:p>
-            <w:pPr>
-              <w:spacing w:before="100" w:after="50" w:line="18" w:lineRule="atLeast"/>
+              <w:spacing w:before="140" w:after="50" w:line="18" w:lineRule="atLeast"/>
+            </w:pPr>
+            <w:r>
+              <w:rPr>
+                <w:rFonts w:ascii="Calibri" w:eastAsia="Calibri" w:hAnsi="Calibri" w:cs="Calibri"/>
+                <w:b/>
+                <w:bCs/>
+                <w:color w:val="1A1414"/>
+                <w:sz w:val="18"/>
+                <w:szCs w:val="18"/>
+              </w:rPr>
+              <w:t>Backend</w:t>
+            </w:r>
+          </w:p>
+          <w:p>
+            <w:pPr>
+              <w:spacing w:after="90" w:line="18" w:lineRule="atLeast"/>
+              <w:rPr>
+                <w:rFonts w:ascii="Calibri" w:eastAsia="Calibri" w:hAnsi="Calibri" w:cs="Calibri"/>
+                <w:color w:val="1A1414"/>
+                <w:sz w:val="18"/>
+                <w:szCs w:val="18"/>
+                <w:lang w:val="en-US"/>
+              </w:rPr>
+            </w:pPr>
+            <w:r>
+              <w:rPr>
+                <w:rFonts w:ascii="Calibri" w:eastAsia="Calibri" w:hAnsi="Calibri" w:cs="Calibri"/>
+                <w:color w:val="1A1414"/>
+                <w:sz w:val="18"/>
+                <w:szCs w:val="18"/>
+              </w:rPr>
+              <w:t>Node.js, Express.js (RESTful APIs),</w:t>
+            </w:r>
+            <w:r>
+              <w:rPr>
+                <w:rFonts w:ascii="Calibri" w:eastAsia="Calibri" w:hAnsi="Calibri" w:cs="Calibri"/>
+                <w:color w:val="1A1414"/>
+                <w:sz w:val="18"/>
+                <w:szCs w:val="18"/>
+                <w:lang w:val="en-US"/>
+              </w:rPr>
+              <w:t xml:space="preserve"> Spring Boot, Socket.IO, Google Cloud Run</w:t>
+            </w:r>
+          </w:p>
+          <w:p>
+            <w:pPr>
+              <w:spacing w:before="140" w:after="90" w:line="18" w:lineRule="atLeast"/>
+              <w:rPr>
+                <w:rFonts w:ascii="Calibri" w:eastAsia="Calibri" w:hAnsi="Calibri" w:cs="Calibri"/>
+                <w:b/>
+                <w:bCs/>
+                <w:color w:val="1A1414"/>
+                <w:sz w:val="18"/>
+                <w:szCs w:val="18"/>
+                <w:lang w:val="en-US"/>
+              </w:rPr>
+            </w:pPr>
+            <w:r>
+              <w:rPr>
+                <w:rFonts w:ascii="Calibri" w:eastAsia="Calibri" w:hAnsi="Calibri" w:cs="Calibri"/>
+                <w:b/>
+                <w:bCs/>
+                <w:color w:val="1A1414"/>
+                <w:sz w:val="18"/>
+                <w:szCs w:val="18"/>
+              </w:rPr>
+              <w:t xml:space="preserve">Бази данни и </w:t>
+            </w:r>
+            <w:r>
+              <w:rPr>
+                <w:rFonts w:ascii="Calibri" w:eastAsia="Calibri" w:hAnsi="Calibri" w:cs="Calibri"/>
+                <w:b/>
+                <w:bCs/>
+                <w:color w:val="1A1414"/>
+                <w:sz w:val="18"/>
+                <w:szCs w:val="18"/>
+                <w:lang w:val="en-US"/>
+              </w:rPr>
+              <w:t>BaaS</w:t>
+            </w:r>
+          </w:p>
+          <w:p>
+            <w:pPr>
+              <w:spacing w:after="90" w:line="18" w:lineRule="atLeast"/>
+              <w:rPr>
+                <w:rFonts w:ascii="Calibri" w:eastAsia="Calibri" w:hAnsi="Calibri" w:cs="Calibri"/>
+                <w:color w:val="1A1414"/>
+                <w:sz w:val="18"/>
+                <w:szCs w:val="18"/>
+                <w:lang w:val="en-US"/>
+              </w:rPr>
+            </w:pPr>
+            <w:r>
+              <w:rPr>
+                <w:rFonts w:ascii="Calibri" w:eastAsia="Calibri" w:hAnsi="Calibri" w:cs="Calibri"/>
+                <w:color w:val="1A1414"/>
+                <w:sz w:val="18"/>
+                <w:szCs w:val="18"/>
+                <w:lang w:val="en-US"/>
+              </w:rPr>
+              <w:t>MySQL, PostgreSQL, Firebase, Supabase</w:t>
+            </w:r>
+          </w:p>
+          <w:p>
+            <w:pPr>
+              <w:spacing w:before="140" w:after="90" w:line="18" w:lineRule="atLeast"/>
+              <w:rPr>
+                <w:lang w:val="en-US"/>
+              </w:rPr>
+            </w:pPr>
+            <w:r>
+              <w:rPr>
+                <w:rFonts w:ascii="Calibri" w:eastAsia="Calibri" w:hAnsi="Calibri" w:cs="Calibri"/>
+                <w:b/>
+                <w:bCs/>
+                <w:color w:val="1A1414"/>
+                <w:sz w:val="18"/>
+                <w:szCs w:val="18"/>
+              </w:rPr>
+              <w:t>Изкуствен интелект</w:t>
+            </w:r>
+          </w:p>
+          <w:p>
+            <w:pPr>
+              <w:spacing w:after="90" w:line="18" w:lineRule="atLeast"/>
+              <w:rPr>
+                <w:rFonts w:ascii="Calibri" w:eastAsia="Calibri" w:hAnsi="Calibri" w:cs="Calibri"/>
+                <w:color w:val="1A1414"/>
+                <w:sz w:val="18"/>
+                <w:szCs w:val="18"/>
+              </w:rPr>
+            </w:pPr>
+            <w:r>
+              <w:rPr>
+                <w:rFonts w:ascii="Calibri" w:eastAsia="Calibri" w:hAnsi="Calibri" w:cs="Calibri"/>
+                <w:color w:val="1A1414"/>
+                <w:sz w:val="18"/>
+                <w:szCs w:val="18"/>
+              </w:rPr>
+              <w:t>LangChain, Vertex AI, OpenAI API, Gemini API</w:t>
+            </w:r>
+          </w:p>
+          <w:p>
+            <w:pPr>
+              <w:spacing w:before="140" w:after="90" w:line="18" w:lineRule="atLeast"/>
+              <w:rPr>
+                <w:rFonts w:ascii="Calibri" w:eastAsia="Calibri" w:hAnsi="Calibri" w:cs="Calibri"/>
+                <w:b/>
+                <w:bCs/>
+                <w:color w:val="1A1414"/>
+                <w:sz w:val="18"/>
+                <w:szCs w:val="18"/>
+              </w:rPr>
+            </w:pPr>
+            <w:r>
+              <w:rPr>
+                <w:rFonts w:ascii="Calibri" w:eastAsia="Calibri" w:hAnsi="Calibri" w:cs="Calibri"/>
+                <w:b/>
+                <w:bCs/>
+                <w:color w:val="1A1414"/>
+                <w:sz w:val="18"/>
+                <w:szCs w:val="18"/>
+              </w:rPr>
+              <w:t>Инструменти</w:t>
+            </w:r>
+          </w:p>
+          <w:p>
+            <w:pPr>
+              <w:spacing w:after="90" w:line="18" w:lineRule="atLeast"/>
+              <w:rPr>
+                <w:rFonts w:ascii="Calibri" w:eastAsia="Calibri" w:hAnsi="Calibri" w:cs="Calibri"/>
+                <w:color w:val="1A1414"/>
+                <w:sz w:val="18"/>
+                <w:szCs w:val="18"/>
+              </w:rPr>
+            </w:pPr>
+            <w:r>
+              <w:rPr>
+                <w:rFonts w:ascii="Calibri" w:eastAsia="Calibri" w:hAnsi="Calibri" w:cs="Calibri"/>
+                <w:color w:val="1A1414"/>
+                <w:sz w:val="18"/>
+                <w:szCs w:val="18"/>
+              </w:rPr>
+              <w:t>Git, Docker, Maven, GitHub Actions, Android Studio, Expo Go</w:t>
+            </w:r>
+          </w:p>
+          <w:p>
+            <w:pPr>
+              <w:spacing w:before="140" w:after="90" w:line="18" w:lineRule="atLeast"/>
+              <w:rPr>
+                <w:rFonts w:ascii="Calibri" w:eastAsia="Calibri" w:hAnsi="Calibri" w:cs="Calibri"/>
+                <w:b/>
+                <w:bCs/>
+                <w:color w:val="1A1414"/>
+                <w:sz w:val="18"/>
+                <w:szCs w:val="18"/>
+              </w:rPr>
+            </w:pPr>
+            <w:r>
+              <w:rPr>
+                <w:rFonts w:ascii="Calibri" w:eastAsia="Calibri" w:hAnsi="Calibri" w:cs="Calibri"/>
+                <w:b/>
+                <w:bCs/>
+                <w:color w:val="1A1414"/>
+                <w:sz w:val="18"/>
+                <w:szCs w:val="18"/>
+              </w:rPr>
+              <w:t>Тестване</w:t>
+            </w:r>
+          </w:p>
+          <w:p>
+            <w:pPr>
+              <w:spacing w:after="90" w:line="18" w:lineRule="atLeast"/>
+              <w:rPr>
+                <w:rFonts w:ascii="Calibri" w:eastAsia="Calibri" w:hAnsi="Calibri" w:cs="Calibri"/>
+                <w:color w:val="1A1414"/>
+                <w:sz w:val="18"/>
+                <w:szCs w:val="18"/>
+              </w:rPr>
+            </w:pPr>
+            <w:r>
+              <w:rPr>
+                <w:rFonts w:ascii="Calibri" w:eastAsia="Calibri" w:hAnsi="Calibri" w:cs="Calibri"/>
+                <w:color w:val="1A1414"/>
+                <w:sz w:val="18"/>
+                <w:szCs w:val="18"/>
+              </w:rPr>
+              <w:t>Vitest, Jest, Junit, Mockito</w:t>
+            </w:r>
+          </w:p>
+          <w:p>
+            <w:pPr>
+              <w:spacing w:before="200" w:after="120" w:line="18" w:lineRule="atLeast"/>
               <w:rPr>
                 <w:rFonts w:ascii="Calibri" w:eastAsia="Calibri" w:hAnsi="Calibri" w:cs="Calibri"/>
                 <w:b/>
@@ -591,7 +622,7 @@
           </w:p>
           <w:p>
             <w:pPr>
-              <w:spacing w:after="14" w:line="18" w:lineRule="atLeast"/>
+              <w:spacing w:after="90" w:line="18" w:lineRule="atLeast"/>
               <w:rPr>
                 <w:rFonts w:ascii="Calibri" w:eastAsia="Calibri" w:hAnsi="Calibri" w:cs="Calibri"/>
                 <w:b/>
@@ -615,7 +646,7 @@
           </w:p>
           <w:p>
             <w:pPr>
-              <w:spacing w:after="2" w:line="18" w:lineRule="atLeast"/>
+              <w:spacing w:after="50" w:line="18" w:lineRule="atLeast"/>
               <w:rPr>
                 <w:rFonts w:ascii="Calibri" w:eastAsia="Calibri" w:hAnsi="Calibri" w:cs="Calibri"/>
                 <w:color w:val="1A1414"/>
@@ -635,7 +666,7 @@
           </w:p>
           <w:p>
             <w:pPr>
-              <w:spacing w:after="2" w:line="18" w:lineRule="atLeast"/>
+              <w:spacing w:after="50" w:line="18" w:lineRule="atLeast"/>
             </w:pPr>
             <w:r>
               <w:rPr>
@@ -651,7 +682,7 @@
           </w:p>
           <w:p>
             <w:pPr>
-              <w:spacing w:after="14" w:line="18" w:lineRule="atLeast"/>
+              <w:spacing w:after="90" w:line="18" w:lineRule="atLeast"/>
             </w:pPr>
             <w:r>
               <w:rPr>
@@ -679,7 +710,7 @@
           </w:p>
           <w:p>
             <w:pPr>
-              <w:spacing w:after="2" w:line="18" w:lineRule="atLeast"/>
+              <w:spacing w:after="50" w:line="18" w:lineRule="atLeast"/>
             </w:pPr>
             <w:r>
               <w:rPr>
@@ -695,7 +726,7 @@
           </w:p>
           <w:p>
             <w:pPr>
-              <w:spacing w:after="2" w:line="18" w:lineRule="atLeast"/>
+              <w:spacing w:after="50" w:line="18" w:lineRule="atLeast"/>
             </w:pPr>
             <w:r>
               <w:rPr>
@@ -709,7 +740,7 @@
           </w:p>
           <w:p>
             <w:pPr>
-              <w:spacing w:after="2" w:line="18" w:lineRule="atLeast"/>
+              <w:spacing w:after="50" w:line="18" w:lineRule="atLeast"/>
             </w:pPr>
             <w:r>
               <w:rPr>
@@ -725,7 +756,7 @@
           </w:p>
           <w:p>
             <w:pPr>
-              <w:spacing w:after="16" w:line="18" w:lineRule="atLeast"/>
+              <w:spacing w:after="90" w:line="18" w:lineRule="atLeast"/>
             </w:pPr>
             <w:r>
               <w:rPr>
@@ -764,7 +795,7 @@
           </w:p>
           <w:p>
             <w:pPr>
-              <w:spacing w:before="100" w:after="50" w:line="18" w:lineRule="atLeast"/>
+              <w:spacing w:before="200" w:after="120" w:line="18" w:lineRule="atLeast"/>
             </w:pPr>
             <w:r>
               <w:rPr>
@@ -785,7 +816,7 @@
                 <w:ilvl w:val="0"/>
                 <w:numId w:val="2"/>
               </w:numPr>
-              <w:spacing w:after="14" w:line="18" w:lineRule="atLeast"/>
+              <w:spacing w:after="90" w:line="18" w:lineRule="atLeast"/>
               <w:ind w:left="199" w:hanging="159"/>
             </w:pPr>
             <w:r>
@@ -805,7 +836,7 @@
                 <w:ilvl w:val="0"/>
                 <w:numId w:val="2"/>
               </w:numPr>
-              <w:spacing w:after="14" w:line="18" w:lineRule="atLeast"/>
+              <w:spacing w:after="90" w:line="18" w:lineRule="atLeast"/>
               <w:ind w:left="199" w:hanging="159"/>
             </w:pPr>
             <w:r>
@@ -878,7 +909,7 @@
               <w:pBdr>
                 <w:bottom w:val="single" w:sz="4" w:space="3" w:color="B1001B"/>
               </w:pBdr>
-              <w:spacing w:after="14" w:line="200" w:lineRule="exact"/>
+              <w:spacing w:after="90" w:line="200" w:lineRule="exact"/>
               <w:rPr>
                 <w:rFonts w:ascii="Calibri" w:eastAsia="Calibri" w:hAnsi="Calibri" w:cs="Calibri"/>
                 <w:b/>
@@ -905,7 +936,7 @@
               <w:pBdr>
                 <w:bottom w:val="single" w:sz="4" w:space="3" w:color="B1001B"/>
               </w:pBdr>
-              <w:spacing w:after="32" w:line="211" w:lineRule="auto"/>
+              <w:spacing w:after="100" w:line="211" w:lineRule="auto"/>
               <w:rPr>
                 <w:rFonts w:ascii="Calibri" w:eastAsia="Calibri" w:hAnsi="Calibri" w:cs="Calibri"/>
                 <w:b/>
@@ -958,7 +989,7 @@
               <w:tabs>
                 <w:tab w:val="right" w:pos="6900"/>
               </w:tabs>
-              <w:spacing w:before="70" w:after="2" w:line="211" w:lineRule="auto"/>
+              <w:spacing w:before="110" w:after="50" w:line="211" w:lineRule="auto"/>
             </w:pPr>
             <w:r>
               <w:rPr>
@@ -979,12 +1010,11 @@
                 <w:color w:val="B1001B"/>
               </w:rPr>
               <w:tab/>
-              <w:t>2026</w:t>
-            </w:r>
-          </w:p>
-          <w:p>
-            <w:pPr>
-              <w:spacing w:after="40"/>
+            </w:r>
+          </w:p>
+          <w:p>
+            <w:pPr>
+              <w:spacing w:after="70"/>
               <w:rPr>
                 <w:color w:val="D4002F"/>
                 <w:lang w:val="en-US"/>
@@ -1012,7 +1042,7 @@
                 <w:ilvl w:val="0"/>
                 <w:numId w:val="3"/>
               </w:numPr>
-              <w:spacing w:after="9"/>
+              <w:spacing w:after="70"/>
             </w:pPr>
             <w:r>
               <w:rPr>
@@ -1067,7 +1097,7 @@
                 <w:ilvl w:val="0"/>
                 <w:numId w:val="3"/>
               </w:numPr>
-              <w:spacing w:after="9"/>
+              <w:spacing w:after="70"/>
             </w:pPr>
             <w:r>
               <w:rPr>
@@ -1092,7 +1122,7 @@
                 <w:ilvl w:val="0"/>
                 <w:numId w:val="3"/>
               </w:numPr>
-              <w:spacing w:after="9"/>
+              <w:spacing w:after="70"/>
             </w:pPr>
             <w:r>
               <w:rPr>
@@ -1107,7 +1137,7 @@
               <w:tabs>
                 <w:tab w:val="right" w:pos="6900"/>
               </w:tabs>
-              <w:spacing w:before="60" w:after="2"/>
+              <w:spacing w:before="110" w:after="50"/>
             </w:pPr>
             <w:r>
               <w:rPr>
@@ -1128,12 +1158,11 @@
                 <w:color w:val="B1001B"/>
               </w:rPr>
               <w:tab/>
-              <w:t>2025</w:t>
-            </w:r>
-          </w:p>
-          <w:p>
-            <w:pPr>
-              <w:spacing w:after="40"/>
+            </w:r>
+          </w:p>
+          <w:p>
+            <w:pPr>
+              <w:spacing w:after="70"/>
               <w:rPr>
                 <w:color w:val="D4002F"/>
               </w:rPr>
@@ -1163,7 +1192,7 @@
               <w:tabs>
                 <w:tab w:val="right" w:pos="6900"/>
               </w:tabs>
-              <w:spacing w:after="9"/>
+              <w:spacing w:after="70"/>
               <w:ind w:hanging="198"/>
             </w:pPr>
             <w:r>
@@ -1199,7 +1228,7 @@
               <w:tabs>
                 <w:tab w:val="right" w:pos="6900"/>
               </w:tabs>
-              <w:spacing w:after="9"/>
+              <w:spacing w:after="70"/>
               <w:ind w:hanging="198"/>
             </w:pPr>
             <w:r>
@@ -1221,7 +1250,7 @@
               <w:tabs>
                 <w:tab w:val="right" w:pos="6900"/>
               </w:tabs>
-              <w:spacing w:after="9"/>
+              <w:spacing w:after="70"/>
               <w:ind w:hanging="198"/>
             </w:pPr>
             <w:r>
@@ -1243,7 +1272,7 @@
               <w:tabs>
                 <w:tab w:val="right" w:pos="6900"/>
               </w:tabs>
-              <w:spacing w:after="2"/>
+              <w:spacing w:after="50"/>
               <w:ind w:hanging="198"/>
             </w:pPr>
             <w:r>
@@ -1259,10 +1288,7 @@
               <w:tabs>
                 <w:tab w:val="right" w:pos="6900"/>
               </w:tabs>
-              <w:spacing w:before="60" w:after="2"/>
-              <w:rPr>
-                <w:lang w:val="en-US"/>
-              </w:rPr>
+              <w:spacing w:before="110" w:after="50"/>
             </w:pPr>
             <w:r>
               <w:rPr>
@@ -1272,6 +1298,416 @@
                 <w:color w:val="1A1414"/>
                 <w:sz w:val="22"/>
                 <w:szCs w:val="22"/>
+                <w:lang w:val="en-US"/>
+              </w:rPr>
+              <w:t>Taskboard</w:t>
+            </w:r>
+            <w:r>
+              <w:rPr>
+                <w:rFonts w:ascii="Calibri" w:eastAsia="Calibri" w:hAnsi="Calibri" w:cs="Calibri"/>
+                <w:b/>
+                <w:bCs/>
+                <w:color w:val="B1001B"/>
+              </w:rPr>
+              <w:tab/>
+            </w:r>
+          </w:p>
+          <w:p>
+            <w:pPr>
+              <w:spacing w:after="70"/>
+              <w:rPr>
+                <w:rStyle w:val="Hyperlink"/>
+                <w:lang w:val="en-US"/>
+              </w:rPr>
+            </w:pPr>
+            <w:r>
+              <w:rPr>
+                <w:rFonts w:ascii="Calibri" w:eastAsia="Calibri" w:hAnsi="Calibri" w:cs="Calibri"/>
+                <w:i/>
+                <w:iCs/>
+                <w:sz w:val="18"/>
+                <w:szCs w:val="18"/>
+              </w:rPr>
+              <w:fldChar w:fldCharType="begin"/>
+            </w:r>
+            <w:r>
+              <w:rPr>
+                <w:rFonts w:ascii="Calibri" w:eastAsia="Calibri" w:hAnsi="Calibri" w:cs="Calibri"/>
+                <w:i/>
+                <w:iCs/>
+                <w:sz w:val="18"/>
+                <w:szCs w:val="18"/>
+              </w:rPr>
+              <w:instrText xml:space="preserve"> HYPERLINK "https://github.com/LackOfUsernameIdeas/Taskboard" </w:instrText>
+            </w:r>
+            <w:r>
+              <w:rPr>
+                <w:rFonts w:ascii="Calibri" w:eastAsia="Calibri" w:hAnsi="Calibri" w:cs="Calibri"/>
+                <w:i/>
+                <w:iCs/>
+                <w:sz w:val="18"/>
+                <w:szCs w:val="18"/>
+              </w:rPr>
+            </w:r>
+            <w:r>
+              <w:rPr>
+                <w:rFonts w:ascii="Calibri" w:eastAsia="Calibri" w:hAnsi="Calibri" w:cs="Calibri"/>
+                <w:i/>
+                <w:iCs/>
+                <w:sz w:val="18"/>
+                <w:szCs w:val="18"/>
+              </w:rPr>
+              <w:fldChar w:fldCharType="separate"/>
+            </w:r>
+            <w:r>
+              <w:rPr>
+                <w:rStyle w:val="Hyperlink"/>
+                <w:rFonts w:ascii="Calibri" w:eastAsia="Calibri" w:hAnsi="Calibri" w:cs="Calibri"/>
+                <w:i/>
+                <w:iCs/>
+                <w:color w:val="D4002F"/>
+                <w:sz w:val="18"/>
+                <w:szCs w:val="18"/>
+              </w:rPr>
+              <w:t>github.com/LackOfUsernameIdeas/</w:t>
+            </w:r>
+            <w:r>
+              <w:rPr>
+                <w:rStyle w:val="Hyperlink"/>
+                <w:rFonts w:ascii="Calibri" w:eastAsia="Calibri" w:hAnsi="Calibri" w:cs="Calibri"/>
+                <w:i/>
+                <w:iCs/>
+                <w:color w:val="D4002F"/>
+                <w:sz w:val="18"/>
+                <w:szCs w:val="18"/>
+                <w:lang w:val="en-US"/>
+              </w:rPr>
+              <w:t>Taskboard</w:t>
+            </w:r>
+          </w:p>
+          <w:p>
+            <w:pPr>
+              <w:pStyle w:val="ListParagraph"/>
+              <w:numPr>
+                <w:ilvl w:val="0"/>
+                <w:numId w:val="3"/>
+              </w:numPr>
+              <w:tabs>
+                <w:tab w:val="right" w:pos="6900"/>
+              </w:tabs>
+              <w:spacing w:after="70"/>
+              <w:ind w:hanging="198"/>
+            </w:pPr>
+            <w:r>
+              <w:rPr>
+                <w:rFonts w:ascii="Calibri" w:eastAsia="Calibri" w:hAnsi="Calibri" w:cs="Calibri"/>
+                <w:i/>
+                <w:iCs/>
+                <w:sz w:val="18"/>
+                <w:szCs w:val="18"/>
+              </w:rPr>
+              <w:fldChar w:fldCharType="end"/>
+            </w:r>
+            <w:r>
+              <w:rPr>
+                <w:rFonts w:ascii="Calibri" w:eastAsia="Calibri" w:hAnsi="Calibri" w:cs="Calibri"/>
+                <w:color w:val="1A1414"/>
+                <w:lang w:val="en-US"/>
+              </w:rPr>
+              <w:t xml:space="preserve">Многомодулно REST API за управление на задачи, изградено със Spring Boot </w:t>
+            </w:r>
+            <w:r>
+              <w:rPr>
+                <w:rFonts w:ascii="Calibri" w:eastAsia="Calibri" w:hAnsi="Calibri" w:cs="Calibri"/>
+                <w:color w:val="1A1414"/>
+              </w:rPr>
+              <w:t>с идеята да бъде</w:t>
+            </w:r>
+            <w:r>
+              <w:rPr>
+                <w:rFonts w:ascii="Calibri" w:eastAsia="Calibri" w:hAnsi="Calibri" w:cs="Calibri"/>
+                <w:color w:val="1A1414"/>
+                <w:lang w:val="en-US"/>
+              </w:rPr>
+              <w:t xml:space="preserve"> </w:t>
+            </w:r>
+            <w:r>
+              <w:rPr>
+                <w:rFonts w:ascii="Calibri" w:eastAsia="Calibri" w:hAnsi="Calibri" w:cs="Calibri"/>
+                <w:color w:val="1A1414"/>
+              </w:rPr>
+              <w:t>упражнение с цел разбиране</w:t>
+            </w:r>
+            <w:r>
+              <w:rPr>
+                <w:rFonts w:ascii="Calibri" w:eastAsia="Calibri" w:hAnsi="Calibri" w:cs="Calibri"/>
+                <w:color w:val="1A1414"/>
+                <w:lang w:val="en-US"/>
+              </w:rPr>
+              <w:t xml:space="preserve"> </w:t>
+            </w:r>
+            <w:r>
+              <w:rPr>
+                <w:rFonts w:ascii="Calibri" w:eastAsia="Calibri" w:hAnsi="Calibri" w:cs="Calibri"/>
+                <w:color w:val="1A1414"/>
+              </w:rPr>
+              <w:t>на технологиите</w:t>
+            </w:r>
+            <w:r>
+              <w:rPr>
+                <w:rFonts w:ascii="Calibri" w:eastAsia="Calibri" w:hAnsi="Calibri" w:cs="Calibri"/>
+                <w:color w:val="1A1414"/>
+                <w:lang w:val="en-US"/>
+              </w:rPr>
+              <w:t>, разделено на три Maven модула (taskboard-core, taskboard-api, taskboard-worker), споделящи обща PostgreSQL схема</w:t>
+            </w:r>
+          </w:p>
+          <w:p>
+            <w:pPr>
+              <w:pStyle w:val="ListParagraph"/>
+              <w:numPr>
+                <w:ilvl w:val="0"/>
+                <w:numId w:val="3"/>
+              </w:numPr>
+              <w:tabs>
+                <w:tab w:val="right" w:pos="6900"/>
+              </w:tabs>
+              <w:spacing w:after="70"/>
+              <w:ind w:hanging="198"/>
+            </w:pPr>
+            <w:r>
+              <w:rPr>
+                <w:rFonts w:ascii="Calibri" w:eastAsia="Calibri" w:hAnsi="Calibri" w:cs="Calibri"/>
+                <w:color w:val="1A1414"/>
+                <w:lang w:val="en-US"/>
+              </w:rPr>
+              <w:t xml:space="preserve">CI процес в GitHub Actions на два етапа, </w:t>
+            </w:r>
+            <w:r>
+              <w:rPr>
+                <w:rFonts w:ascii="Calibri" w:eastAsia="Calibri" w:hAnsi="Calibri" w:cs="Calibri"/>
+                <w:color w:val="1A1414"/>
+              </w:rPr>
+              <w:t xml:space="preserve">който </w:t>
+            </w:r>
+            <w:r>
+              <w:rPr>
+                <w:rFonts w:ascii="Calibri" w:eastAsia="Calibri" w:hAnsi="Calibri" w:cs="Calibri"/>
+                <w:color w:val="1A1414"/>
+                <w:lang w:val="en-US"/>
+              </w:rPr>
+              <w:t xml:space="preserve">изпълнява 31 unit теста за трите модула, след което </w:t>
+            </w:r>
+            <w:r>
+              <w:rPr>
+                <w:rFonts w:ascii="Calibri" w:eastAsia="Calibri" w:hAnsi="Calibri" w:cs="Calibri"/>
+                <w:color w:val="1A1414"/>
+              </w:rPr>
+              <w:t>създава</w:t>
+            </w:r>
+            <w:r>
+              <w:rPr>
+                <w:rFonts w:ascii="Calibri" w:eastAsia="Calibri" w:hAnsi="Calibri" w:cs="Calibri"/>
+                <w:color w:val="1A1414"/>
+                <w:lang w:val="en-US"/>
+              </w:rPr>
+              <w:t xml:space="preserve"> и сканира Docker </w:t>
+            </w:r>
+            <w:r>
+              <w:rPr>
+                <w:rFonts w:ascii="Calibri" w:eastAsia="Calibri" w:hAnsi="Calibri" w:cs="Calibri"/>
+                <w:color w:val="1A1414"/>
+                <w:lang w:val="en-US"/>
+              </w:rPr>
+              <w:t>image-</w:t>
+            </w:r>
+            <w:r>
+              <w:rPr>
+                <w:rFonts w:ascii="Calibri" w:eastAsia="Calibri" w:hAnsi="Calibri" w:cs="Calibri"/>
+                <w:color w:val="1A1414"/>
+              </w:rPr>
+              <w:t xml:space="preserve">ите </w:t>
+            </w:r>
+            <w:r>
+              <w:rPr>
+                <w:rFonts w:ascii="Calibri" w:eastAsia="Calibri" w:hAnsi="Calibri" w:cs="Calibri"/>
+                <w:color w:val="1A1414"/>
+                <w:lang w:val="en-US"/>
+              </w:rPr>
+              <w:t>с Trivy</w:t>
+            </w:r>
+            <w:r>
+              <w:rPr>
+                <w:rFonts w:ascii="Calibri" w:eastAsia="Calibri" w:hAnsi="Calibri" w:cs="Calibri"/>
+                <w:color w:val="1A1414"/>
+                <w:lang w:val="en-US"/>
+              </w:rPr>
+              <w:t xml:space="preserve">, преди да </w:t>
+            </w:r>
+            <w:r>
+              <w:rPr>
+                <w:rFonts w:ascii="Calibri" w:eastAsia="Calibri" w:hAnsi="Calibri" w:cs="Calibri"/>
+                <w:color w:val="1A1414"/>
+                <w:lang w:val="en-US"/>
+              </w:rPr>
+              <w:t>smoke-</w:t>
+            </w:r>
+            <w:r>
+              <w:rPr>
+                <w:rFonts w:ascii="Calibri" w:eastAsia="Calibri" w:hAnsi="Calibri" w:cs="Calibri"/>
+                <w:color w:val="1A1414"/>
+                <w:lang w:val="en-US"/>
+              </w:rPr>
+              <w:t xml:space="preserve"> </w:t>
+            </w:r>
+            <w:r>
+              <w:rPr>
+                <w:rFonts w:ascii="Calibri" w:eastAsia="Calibri" w:hAnsi="Calibri" w:cs="Calibri"/>
+                <w:color w:val="1A1414"/>
+                <w:lang w:val="en-US"/>
+              </w:rPr>
+              <w:t xml:space="preserve">тества целия </w:t>
+            </w:r>
+            <w:r>
+              <w:rPr>
+                <w:rFonts w:ascii="Calibri" w:eastAsia="Calibri" w:hAnsi="Calibri" w:cs="Calibri"/>
+                <w:color w:val="1A1414"/>
+                <w:lang w:val="en-US"/>
+              </w:rPr>
+              <w:t>D</w:t>
+            </w:r>
+            <w:r>
+              <w:rPr>
+                <w:rFonts w:ascii="Calibri" w:eastAsia="Calibri" w:hAnsi="Calibri" w:cs="Calibri"/>
+                <w:color w:val="1A1414"/>
+                <w:lang w:val="en-US"/>
+              </w:rPr>
+              <w:t>ocker</w:t>
+            </w:r>
+            <w:r>
+              <w:rPr>
+                <w:rFonts w:ascii="Calibri" w:eastAsia="Calibri" w:hAnsi="Calibri" w:cs="Calibri"/>
+                <w:color w:val="1A1414"/>
+                <w:lang w:val="en-US"/>
+              </w:rPr>
+              <w:t xml:space="preserve"> </w:t>
+            </w:r>
+            <w:r>
+              <w:rPr>
+                <w:rFonts w:ascii="Calibri" w:eastAsia="Calibri" w:hAnsi="Calibri" w:cs="Calibri"/>
+                <w:color w:val="1A1414"/>
+                <w:lang w:val="en-US"/>
+              </w:rPr>
+              <w:t>compose стек</w:t>
+            </w:r>
+          </w:p>
+          <w:p>
+            <w:pPr>
+              <w:pStyle w:val="ListParagraph"/>
+              <w:numPr>
+                <w:ilvl w:val="0"/>
+                <w:numId w:val="3"/>
+              </w:numPr>
+              <w:tabs>
+                <w:tab w:val="right" w:pos="6900"/>
+              </w:tabs>
+              <w:spacing w:after="70"/>
+              <w:ind w:hanging="198"/>
+            </w:pPr>
+            <w:r>
+              <w:rPr>
+                <w:rFonts w:ascii="Calibri" w:eastAsia="Calibri" w:hAnsi="Calibri" w:cs="Calibri"/>
+                <w:color w:val="1A1414"/>
+                <w:lang w:val="en-US"/>
+              </w:rPr>
+              <w:t xml:space="preserve">Самостоятелен background </w:t>
+            </w:r>
+            <w:r>
+              <w:rPr>
+                <w:rFonts w:ascii="Calibri" w:eastAsia="Calibri" w:hAnsi="Calibri" w:cs="Calibri"/>
+                <w:color w:val="1A1414"/>
+                <w:lang w:val="en-US"/>
+              </w:rPr>
+              <w:t>worker</w:t>
+            </w:r>
+            <w:r>
+              <w:rPr>
+                <w:rFonts w:ascii="Calibri" w:eastAsia="Calibri" w:hAnsi="Calibri" w:cs="Calibri"/>
+                <w:color w:val="1A1414"/>
+                <w:lang w:val="en-US"/>
+              </w:rPr>
+              <w:t>, който проверява базата данни на всеки 60 секунди за просрочени задачи, кат</w:t>
+            </w:r>
+            <w:r>
+              <w:rPr>
+                <w:rFonts w:ascii="Calibri" w:eastAsia="Calibri" w:hAnsi="Calibri" w:cs="Calibri"/>
+                <w:color w:val="1A1414"/>
+              </w:rPr>
+              <w:t>о е</w:t>
+            </w:r>
+            <w:r>
+              <w:rPr>
+                <w:rFonts w:ascii="Calibri" w:eastAsia="Calibri" w:hAnsi="Calibri" w:cs="Calibri"/>
+                <w:color w:val="1A1414"/>
+                <w:lang w:val="en-US"/>
+              </w:rPr>
+              <w:t xml:space="preserve"> отделен Spring Boot процес</w:t>
+            </w:r>
+            <w:r>
+              <w:rPr>
+                <w:rFonts w:ascii="Calibri" w:eastAsia="Calibri" w:hAnsi="Calibri" w:cs="Calibri"/>
+                <w:color w:val="1A1414"/>
+              </w:rPr>
+              <w:t xml:space="preserve">, </w:t>
+            </w:r>
+            <w:r>
+              <w:rPr>
+                <w:rFonts w:ascii="Calibri" w:eastAsia="Calibri" w:hAnsi="Calibri" w:cs="Calibri"/>
+                <w:color w:val="1A1414"/>
+              </w:rPr>
+              <w:t>за да може да бъде вграждан, рестартиран и надграждан самостоятелно</w:t>
+            </w:r>
+          </w:p>
+          <w:p>
+            <w:pPr>
+              <w:pStyle w:val="ListParagraph"/>
+              <w:numPr>
+                <w:ilvl w:val="0"/>
+                <w:numId w:val="3"/>
+              </w:numPr>
+              <w:tabs>
+                <w:tab w:val="right" w:pos="6900"/>
+              </w:tabs>
+              <w:spacing w:after="70"/>
+              <w:ind w:hanging="198"/>
+            </w:pPr>
+            <w:r>
+              <w:rPr>
+                <w:rFonts w:ascii="Calibri" w:eastAsia="Calibri" w:hAnsi="Calibri" w:cs="Calibri"/>
+                <w:color w:val="1A1414"/>
+                <w:lang w:val="en-US"/>
+              </w:rPr>
+              <w:t>Stateless JWT автентикация със собственост върху задачите, базирана на роли</w:t>
+            </w:r>
+          </w:p>
+          <w:p>
+            <w:pPr>
+              <w:tabs>
+                <w:tab w:val="right" w:pos="6900"/>
+              </w:tabs>
+              <w:spacing w:before="110" w:after="50"/>
+              <w:rPr>
+                <w:lang w:val="en-US"/>
+              </w:rPr>
+            </w:pPr>
+            <w:r>
+              <w:rPr>
+                <w:rFonts w:ascii="Calibri" w:eastAsia="Calibri" w:hAnsi="Calibri" w:cs="Calibri"/>
+                <w:b/>
+                <w:bCs/>
+                <w:color w:val="1A1414"/>
+                <w:sz w:val="22"/>
+                <w:szCs w:val="22"/>
               </w:rPr>
               <w:t>NutriFit</w:t>
             </w:r>
@@ -1283,12 +1719,11 @@
                 <w:color w:val="B1001B"/>
               </w:rPr>
               <w:tab/>
-              <w:t>2024</w:t>
-            </w:r>
-          </w:p>
-          <w:p>
-            <w:pPr>
-              <w:spacing w:after="40"/>
+            </w:r>
+          </w:p>
+          <w:p>
+            <w:pPr>
+              <w:spacing w:after="70"/>
               <w:rPr>
                 <w:color w:val="D4002F"/>
               </w:rPr>
@@ -1315,7 +1750,7 @@
                 <w:ilvl w:val="0"/>
                 <w:numId w:val="3"/>
               </w:numPr>
-              <w:spacing w:after="9"/>
+              <w:spacing w:after="70"/>
               <w:ind w:hanging="198"/>
               <w:rPr>
                 <w:rFonts w:ascii="Calibri" w:eastAsia="Calibri" w:hAnsi="Calibri" w:cs="Calibri"/>
@@ -1346,7 +1781,7 @@
                 <w:ilvl w:val="0"/>
                 <w:numId w:val="3"/>
               </w:numPr>
-              <w:spacing w:after="9"/>
+              <w:spacing w:after="70"/>
               <w:ind w:hanging="198"/>
               <w:rPr>
                 <w:rFonts w:ascii="Calibri" w:eastAsia="Calibri" w:hAnsi="Calibri" w:cs="Calibri"/>
@@ -1370,7 +1805,7 @@
                 <w:ilvl w:val="0"/>
                 <w:numId w:val="3"/>
               </w:numPr>
-              <w:spacing w:after="9"/>
+              <w:spacing w:after="70"/>
             </w:pPr>
             <w:r>
               <w:rPr>
@@ -1387,7 +1822,7 @@
                 <w:ilvl w:val="0"/>
                 <w:numId w:val="3"/>
               </w:numPr>
-              <w:spacing w:after="9"/>
+              <w:spacing w:after="70"/>
             </w:pPr>
             <w:r>
               <w:rPr>
@@ -1399,7 +1834,7 @@
           </w:p>
           <w:p>
             <w:pPr>
-              <w:spacing w:after="40"/>
+              <w:spacing w:after="70"/>
             </w:pPr>
             <w:hyperlink r:id="rId12" w:history="1">
               <w:r>
@@ -1455,7 +1890,7 @@
               <w:tabs>
                 <w:tab w:val="right" w:pos="6900"/>
               </w:tabs>
-              <w:spacing w:before="60" w:after="2"/>
+              <w:spacing w:before="110" w:after="50"/>
             </w:pPr>
             <w:r>
               <w:rPr>
@@ -1476,12 +1911,11 @@
                 <w:color w:val="B1001B"/>
               </w:rPr>
               <w:tab/>
-              <w:t>2023</w:t>
-            </w:r>
-          </w:p>
-          <w:p>
-            <w:pPr>
-              <w:spacing w:after="40"/>
+            </w:r>
+          </w:p>
+          <w:p>
+            <w:pPr>
+              <w:spacing w:after="70"/>
               <w:rPr>
                 <w:color w:val="D4002F"/>
               </w:rPr>
@@ -1508,14 +1942,15 @@
                 <w:ilvl w:val="0"/>
                 <w:numId w:val="3"/>
               </w:numPr>
-              <w:spacing w:after="9"/>
-            </w:pPr>
-            <w:r>
-              <w:rPr>
-                <w:rFonts w:ascii="Calibri" w:eastAsia="Calibri" w:hAnsi="Calibri" w:cs="Calibri"/>
-                <w:color w:val="1A1414"/>
-                <w:lang w:val="en-US"/>
-              </w:rPr>
+              <w:spacing w:after="70"/>
+            </w:pPr>
+            <w:r>
+              <w:rPr>
+                <w:rFonts w:ascii="Calibri" w:eastAsia="Calibri" w:hAnsi="Calibri" w:cs="Calibri"/>
+                <w:color w:val="1A1414"/>
+                <w:lang w:val="en-US"/>
+              </w:rPr>
+              <w:lastRenderedPageBreak/>
               <w:t>Платформа за анализ на данни, доказваща влиянието на TikTok върху популярността на песни</w:t>
             </w:r>
             <w:r>
@@ -1541,7 +1976,7 @@
                 <w:ilvl w:val="0"/>
                 <w:numId w:val="3"/>
               </w:numPr>
-              <w:spacing w:after="9"/>
+              <w:spacing w:after="70"/>
             </w:pPr>
             <w:r>
               <w:rPr>
@@ -1559,7 +1994,7 @@
                 <w:ilvl w:val="0"/>
                 <w:numId w:val="3"/>
               </w:numPr>
-              <w:spacing w:after="9"/>
+              <w:spacing w:after="70"/>
             </w:pPr>
             <w:r>
               <w:rPr>
@@ -1574,7 +2009,7 @@
               <w:pBdr>
                 <w:bottom w:val="single" w:sz="4" w:space="3" w:color="B1001B"/>
               </w:pBdr>
-              <w:spacing w:before="34" w:after="17"/>
+              <w:spacing w:before="140" w:after="100"/>
             </w:pPr>
             <w:r>
               <w:rPr>
@@ -1590,7 +2025,7 @@
           </w:p>
           <w:p>
             <w:pPr>
-              <w:spacing w:before="26" w:after="22" w:line="230" w:lineRule="auto"/>
+              <w:spacing w:before="70" w:after="60" w:line="230" w:lineRule="auto"/>
             </w:pPr>
             <w:r>
               <w:rPr>
@@ -1611,7 +2046,7 @@
               <w:tabs>
                 <w:tab w:val="right" w:pos="6900"/>
               </w:tabs>
-              <w:spacing w:after="7"/>
+              <w:spacing w:after="60"/>
               <w:rPr>
                 <w:lang w:val="en-US"/>
               </w:rPr>
@@ -1687,7 +2122,7 @@
               <w:tabs>
                 <w:tab w:val="right" w:pos="6900"/>
               </w:tabs>
-              <w:spacing w:after="7"/>
+              <w:spacing w:after="60"/>
             </w:pPr>
             <w:r>
               <w:rPr>
@@ -1760,7 +2195,7 @@
               <w:tabs>
                 <w:tab w:val="right" w:pos="6900"/>
               </w:tabs>
-              <w:spacing w:after="7"/>
+              <w:spacing w:after="60"/>
             </w:pPr>
             <w:r>
               <w:rPr>
@@ -1830,7 +2265,7 @@
           </w:p>
           <w:p>
             <w:pPr>
-              <w:spacing w:before="26" w:after="22" w:line="230" w:lineRule="auto"/>
+              <w:spacing w:before="90" w:after="60" w:line="230" w:lineRule="auto"/>
               <w:rPr>
                 <w:lang w:val="en-US"/>
               </w:rPr>
@@ -1854,7 +2289,7 @@
               <w:tabs>
                 <w:tab w:val="right" w:pos="6900"/>
               </w:tabs>
-              <w:spacing w:after="7"/>
+              <w:spacing w:after="60"/>
             </w:pPr>
             <w:r>
               <w:rPr>
@@ -1904,7 +2339,7 @@
               <w:tabs>
                 <w:tab w:val="right" w:pos="6900"/>
               </w:tabs>
-              <w:spacing w:after="7"/>
+              <w:spacing w:after="60"/>
               <w:rPr>
                 <w:rFonts w:ascii="Calibri" w:eastAsia="Calibri" w:hAnsi="Calibri" w:cs="Calibri"/>
                 <w:b/>
@@ -1962,7 +2397,7 @@
               <w:pBdr>
                 <w:bottom w:val="single" w:sz="4" w:space="3" w:color="B1001B"/>
               </w:pBdr>
-              <w:spacing w:before="34" w:after="40" w:line="211" w:lineRule="auto"/>
+              <w:spacing w:before="140" w:after="100" w:line="211" w:lineRule="auto"/>
             </w:pPr>
             <w:r>
               <w:rPr>
@@ -1998,7 +2433,7 @@
     <w:p/>
     <w:sectPr>
       <w:pgSz w:w="11906" w:h="16838"/>
-      <w:pgMar w:top="180" w:right="340" w:bottom="40" w:left="340" w:header="708" w:footer="708" w:gutter="0"/>
+      <w:pgMar w:top="284" w:right="340" w:bottom="40" w:left="340" w:header="709" w:footer="709" w:gutter="0"/>
       <w:cols w:space="708"/>
       <w:docGrid w:linePitch="360"/>
     </w:sectPr>
@@ -2697,7 +3132,7 @@
   <w:style w:type="paragraph" w:default="1" w:styleId="Normal">
     <w:name w:val="Normal"/>
     <w:qFormat/>
-    <w:rsid w:val="00E80364"/>
+    <w:rsid w:val="00BA4CFD"/>
   </w:style>
   <w:style w:type="paragraph" w:styleId="Heading1">
     <w:name w:val="heading 1"/>

--- a/public/CV/Kaloyan_Kostadinov_CV_BG.docx
+++ b/public/CV/Kaloyan_Kostadinov_CV_BG.docx
@@ -350,7 +350,7 @@
                 <w:sz w:val="18"/>
                 <w:szCs w:val="18"/>
               </w:rPr>
-              <w:t>Tailwind CSS, shadcn/ui, Bootstrap, Three.js,</w:t>
+              <w:t>Tailwind CSS, shadcn/ui, Bootstrap,</w:t>
             </w:r>
             <w:r>
               <w:rPr>
@@ -1280,7 +1280,7 @@
                 <w:rFonts w:ascii="Calibri" w:eastAsia="Calibri" w:hAnsi="Calibri" w:cs="Calibri"/>
                 <w:color w:val="1A1414"/>
               </w:rPr>
-              <w:t>VR кино среда в A-Frame/Three.js сцена, с трейлъри, извличани чрез yt-dlp в Google Cloud Run</w:t>
+              <w:t>VR кино среда в A-Frame сцена, с трейлъри, извличани чрез yt-dlp в Google Cloud Run</w:t>
             </w:r>
           </w:p>
           <w:p>
@@ -1511,15 +1511,7 @@
                 <w:color w:val="1A1414"/>
                 <w:lang w:val="en-US"/>
               </w:rPr>
-              <w:t xml:space="preserve"> и сканира Docker </w:t>
-            </w:r>
-            <w:r>
-              <w:rPr>
-                <w:rFonts w:ascii="Calibri" w:eastAsia="Calibri" w:hAnsi="Calibri" w:cs="Calibri"/>
-                <w:color w:val="1A1414"/>
-                <w:lang w:val="en-US"/>
-              </w:rPr>
-              <w:t>image-</w:t>
+              <w:t xml:space="preserve"> и сканира Docker image-</w:t>
             </w:r>
             <w:r>
               <w:rPr>
@@ -1534,71 +1526,7 @@
                 <w:color w:val="1A1414"/>
                 <w:lang w:val="en-US"/>
               </w:rPr>
-              <w:t>с Trivy</w:t>
-            </w:r>
-            <w:r>
-              <w:rPr>
-                <w:rFonts w:ascii="Calibri" w:eastAsia="Calibri" w:hAnsi="Calibri" w:cs="Calibri"/>
-                <w:color w:val="1A1414"/>
-                <w:lang w:val="en-US"/>
-              </w:rPr>
-              <w:t xml:space="preserve">, преди да </w:t>
-            </w:r>
-            <w:r>
-              <w:rPr>
-                <w:rFonts w:ascii="Calibri" w:eastAsia="Calibri" w:hAnsi="Calibri" w:cs="Calibri"/>
-                <w:color w:val="1A1414"/>
-                <w:lang w:val="en-US"/>
-              </w:rPr>
-              <w:t>smoke-</w:t>
-            </w:r>
-            <w:r>
-              <w:rPr>
-                <w:rFonts w:ascii="Calibri" w:eastAsia="Calibri" w:hAnsi="Calibri" w:cs="Calibri"/>
-                <w:color w:val="1A1414"/>
-                <w:lang w:val="en-US"/>
-              </w:rPr>
-              <w:t xml:space="preserve"> </w:t>
-            </w:r>
-            <w:r>
-              <w:rPr>
-                <w:rFonts w:ascii="Calibri" w:eastAsia="Calibri" w:hAnsi="Calibri" w:cs="Calibri"/>
-                <w:color w:val="1A1414"/>
-                <w:lang w:val="en-US"/>
-              </w:rPr>
-              <w:t xml:space="preserve">тества целия </w:t>
-            </w:r>
-            <w:r>
-              <w:rPr>
-                <w:rFonts w:ascii="Calibri" w:eastAsia="Calibri" w:hAnsi="Calibri" w:cs="Calibri"/>
-                <w:color w:val="1A1414"/>
-                <w:lang w:val="en-US"/>
-              </w:rPr>
-              <w:t>D</w:t>
-            </w:r>
-            <w:r>
-              <w:rPr>
-                <w:rFonts w:ascii="Calibri" w:eastAsia="Calibri" w:hAnsi="Calibri" w:cs="Calibri"/>
-                <w:color w:val="1A1414"/>
-                <w:lang w:val="en-US"/>
-              </w:rPr>
-              <w:t>ocker</w:t>
-            </w:r>
-            <w:r>
-              <w:rPr>
-                <w:rFonts w:ascii="Calibri" w:eastAsia="Calibri" w:hAnsi="Calibri" w:cs="Calibri"/>
-                <w:color w:val="1A1414"/>
-                <w:lang w:val="en-US"/>
-              </w:rPr>
-              <w:t xml:space="preserve"> </w:t>
-            </w:r>
-            <w:r>
-              <w:rPr>
-                <w:rFonts w:ascii="Calibri" w:eastAsia="Calibri" w:hAnsi="Calibri" w:cs="Calibri"/>
-                <w:color w:val="1A1414"/>
-                <w:lang w:val="en-US"/>
-              </w:rPr>
-              <w:t>compose стек</w:t>
+              <w:t>с Trivy, преди да smoke- тества целия Docker compose стек</w:t>
             </w:r>
           </w:p>
           <w:p>
@@ -1620,23 +1548,7 @@
                 <w:color w:val="1A1414"/>
                 <w:lang w:val="en-US"/>
               </w:rPr>
-              <w:t xml:space="preserve">Самостоятелен background </w:t>
-            </w:r>
-            <w:r>
-              <w:rPr>
-                <w:rFonts w:ascii="Calibri" w:eastAsia="Calibri" w:hAnsi="Calibri" w:cs="Calibri"/>
-                <w:color w:val="1A1414"/>
-                <w:lang w:val="en-US"/>
-              </w:rPr>
-              <w:t>worker</w:t>
-            </w:r>
-            <w:r>
-              <w:rPr>
-                <w:rFonts w:ascii="Calibri" w:eastAsia="Calibri" w:hAnsi="Calibri" w:cs="Calibri"/>
-                <w:color w:val="1A1414"/>
-                <w:lang w:val="en-US"/>
-              </w:rPr>
-              <w:t>, който проверява базата данни на всеки 60 секунди за просрочени задачи, кат</w:t>
+              <w:t>Самостоятелен background worker, който проверява базата данни на всеки 60 секунди за просрочени задачи, кат</w:t>
             </w:r>
             <w:r>
               <w:rPr>
@@ -1658,14 +1570,7 @@
                 <w:rFonts w:ascii="Calibri" w:eastAsia="Calibri" w:hAnsi="Calibri" w:cs="Calibri"/>
                 <w:color w:val="1A1414"/>
               </w:rPr>
-              <w:t xml:space="preserve">, </w:t>
-            </w:r>
-            <w:r>
-              <w:rPr>
-                <w:rFonts w:ascii="Calibri" w:eastAsia="Calibri" w:hAnsi="Calibri" w:cs="Calibri"/>
-                <w:color w:val="1A1414"/>
-              </w:rPr>
-              <w:t>за да може да бъде вграждан, рестартиран и надграждан самостоятелно</w:t>
+              <w:t>, за да може да бъде вграждан, рестартиран и надграждан самостоятелно</w:t>
             </w:r>
           </w:p>
           <w:p>
@@ -2413,18 +2318,627 @@
           </w:p>
           <w:p>
             <w:pPr>
+              <w:spacing w:before="110" w:after="50"/>
+              <w:rPr>
+                <w:lang w:val="en-US"/>
+              </w:rPr>
+            </w:pPr>
+            <w:r>
+              <w:rPr>
+                <w:rFonts w:ascii="Calibri" w:eastAsia="Calibri" w:hAnsi="Calibri" w:cs="Calibri"/>
+                <w:b/>
+                <w:bCs/>
+                <w:color w:val="1A1414"/>
+                <w:sz w:val="22"/>
+                <w:szCs w:val="22"/>
+              </w:rPr>
+              <w:t>У</w:t>
+            </w:r>
+            <w:r>
+              <w:rPr>
+                <w:rFonts w:ascii="Calibri" w:eastAsia="Calibri" w:hAnsi="Calibri" w:cs="Calibri"/>
+                <w:b/>
+                <w:bCs/>
+                <w:color w:val="1A1414"/>
+                <w:sz w:val="22"/>
+                <w:szCs w:val="22"/>
+              </w:rPr>
+              <w:t>еб разработ</w:t>
+            </w:r>
+            <w:r>
+              <w:rPr>
+                <w:rFonts w:ascii="Calibri" w:eastAsia="Calibri" w:hAnsi="Calibri" w:cs="Calibri"/>
+                <w:b/>
+                <w:bCs/>
+                <w:color w:val="1A1414"/>
+                <w:sz w:val="22"/>
+                <w:szCs w:val="22"/>
+              </w:rPr>
+              <w:t>чик (стажант)</w:t>
+            </w:r>
+            <w:r>
+              <w:rPr>
+                <w:rFonts w:ascii="Calibri" w:eastAsia="Calibri" w:hAnsi="Calibri" w:cs="Calibri"/>
+                <w:b/>
+                <w:bCs/>
+                <w:color w:val="1A1414"/>
+                <w:sz w:val="22"/>
+                <w:szCs w:val="22"/>
+                <w:lang w:val="en-US"/>
+              </w:rPr>
+              <w:t xml:space="preserve"> – IB Computers</w:t>
+            </w:r>
+          </w:p>
+          <w:p>
+            <w:pPr>
+              <w:spacing w:after="70"/>
+            </w:pPr>
+            <w:r>
+              <w:rPr>
+                <w:rFonts w:ascii="Calibri" w:eastAsia="Calibri" w:hAnsi="Calibri" w:cs="Calibri"/>
+                <w:i/>
+                <w:iCs/>
+                <w:color w:val="6B6260"/>
+                <w:sz w:val="18"/>
+                <w:szCs w:val="18"/>
+              </w:rPr>
+              <w:t>Юли 2026 · 1 месец – Перник, България</w:t>
+            </w:r>
+          </w:p>
+          <w:p>
+            <w:pPr>
+              <w:pStyle w:val="ListParagraph"/>
+              <w:numPr>
+                <w:ilvl w:val="0"/>
+                <w:numId w:val="3"/>
+              </w:numPr>
               <w:tabs>
                 <w:tab w:val="right" w:pos="6900"/>
               </w:tabs>
-            </w:pPr>
-            <w:r>
-              <w:rPr>
-                <w:rFonts w:ascii="Calibri" w:eastAsia="Calibri" w:hAnsi="Calibri" w:cs="Calibri"/>
+              <w:spacing w:after="70"/>
+              <w:ind w:hanging="198"/>
+            </w:pPr>
+            <w:r>
+              <w:rPr>
+                <w:rFonts w:ascii="Calibri" w:eastAsia="Calibri" w:hAnsi="Calibri" w:cs="Calibri"/>
+                <w:color w:val="1A1414"/>
+              </w:rPr>
+              <w:t xml:space="preserve">Помагах за поддръжката и подобряването на уебсайта на компанията, включително промени в оформлението и стила, подпомагайки дигиталното присъствие на компанията наред с нейните </w:t>
+            </w:r>
+            <w:r>
+              <w:rPr>
+                <w:rFonts w:ascii="Calibri" w:eastAsia="Calibri" w:hAnsi="Calibri" w:cs="Calibri"/>
+                <w:color w:val="1A1414"/>
+              </w:rPr>
+              <w:t>хардуерни и ИТ услуги.</w:t>
+            </w:r>
+          </w:p>
+          <w:p>
+            <w:pPr>
+              <w:pStyle w:val="ListParagraph"/>
+              <w:numPr>
+                <w:ilvl w:val="0"/>
+                <w:numId w:val="3"/>
+              </w:numPr>
+              <w:tabs>
+                <w:tab w:val="right" w:pos="6900"/>
+              </w:tabs>
+              <w:spacing w:after="70"/>
+              <w:ind w:hanging="198"/>
+            </w:pPr>
+            <w:r>
+              <w:rPr>
+                <w:rFonts w:ascii="Calibri" w:eastAsia="Calibri" w:hAnsi="Calibri" w:cs="Calibri"/>
+                <w:color w:val="1A1414"/>
+              </w:rPr>
+              <w:t>Компанията е специализирана в ИТ поддръжка, ремонт на компютри и услуги за мрежова инфраструктура.</w:t>
+            </w:r>
+          </w:p>
+          <w:p>
+            <w:pPr>
+              <w:spacing w:after="180"/>
+            </w:pPr>
+            <w:r>
+              <w:rPr>
+                <w:rFonts w:ascii="Calibri" w:eastAsia="Calibri" w:hAnsi="Calibri" w:cs="Calibri"/>
+                <w:b/>
+                <w:bCs/>
                 <w:i/>
                 <w:iCs/>
                 <w:color w:val="6B6260"/>
-              </w:rPr>
-              <w:t>Все още съм в началото на професионалния си път и активно търся възможност за работа като junior developer или стажант. Проектите по-горе демонстрират практическия ми опит в разработката на софтуерни решения</w:t>
+                <w:sz w:val="18"/>
+                <w:szCs w:val="18"/>
+                <w:lang w:val="en-US"/>
+              </w:rPr>
+              <w:t xml:space="preserve">Свързани </w:t>
+            </w:r>
+            <w:r>
+              <w:rPr>
+                <w:rFonts w:ascii="Calibri" w:eastAsia="Calibri" w:hAnsi="Calibri" w:cs="Calibri"/>
+                <w:b/>
+                <w:bCs/>
+                <w:i/>
+                <w:iCs/>
+                <w:color w:val="6B6260"/>
+                <w:sz w:val="18"/>
+                <w:szCs w:val="18"/>
+              </w:rPr>
+              <w:t xml:space="preserve">умения: </w:t>
+            </w:r>
+            <w:r>
+              <w:rPr>
+                <w:rFonts w:ascii="Calibri" w:eastAsia="Calibri" w:hAnsi="Calibri" w:cs="Calibri"/>
+                <w:i/>
+                <w:iCs/>
+                <w:color w:val="6B6260"/>
+                <w:sz w:val="18"/>
+                <w:szCs w:val="18"/>
+              </w:rPr>
+              <w:t xml:space="preserve">Web </w:t>
+            </w:r>
+            <w:r>
+              <w:rPr>
+                <w:rFonts w:ascii="Calibri" w:eastAsia="Calibri" w:hAnsi="Calibri" w:cs="Calibri"/>
+                <w:i/>
+                <w:iCs/>
+                <w:color w:val="6B6260"/>
+                <w:sz w:val="18"/>
+                <w:szCs w:val="18"/>
+              </w:rPr>
+              <w:t xml:space="preserve">и Front-End </w:t>
+            </w:r>
+            <w:r>
+              <w:rPr>
+                <w:rFonts w:ascii="Calibri" w:eastAsia="Calibri" w:hAnsi="Calibri" w:cs="Calibri"/>
+                <w:i/>
+                <w:iCs/>
+                <w:color w:val="6B6260"/>
+                <w:sz w:val="18"/>
+                <w:szCs w:val="18"/>
+              </w:rPr>
+              <w:t>разработка</w:t>
+            </w:r>
+          </w:p>
+          <w:p>
+            <w:pPr>
+              <w:spacing w:before="110" w:after="50"/>
+              <w:rPr>
+                <w:lang w:val="en-US"/>
+              </w:rPr>
+            </w:pPr>
+            <w:r>
+              <w:rPr>
+                <w:rFonts w:ascii="Calibri" w:eastAsia="Calibri" w:hAnsi="Calibri" w:cs="Calibri"/>
+                <w:b/>
+                <w:bCs/>
+                <w:color w:val="1A1414"/>
+                <w:sz w:val="22"/>
+                <w:szCs w:val="22"/>
+              </w:rPr>
+              <w:t>Уеб разработчик (стажант)</w:t>
+            </w:r>
+            <w:r>
+              <w:rPr>
+                <w:rFonts w:ascii="Calibri" w:eastAsia="Calibri" w:hAnsi="Calibri" w:cs="Calibri"/>
+                <w:b/>
+                <w:bCs/>
+                <w:color w:val="1A1414"/>
+                <w:sz w:val="22"/>
+                <w:szCs w:val="22"/>
+              </w:rPr>
+              <w:t xml:space="preserve"> </w:t>
+            </w:r>
+            <w:r>
+              <w:rPr>
+                <w:rFonts w:ascii="Calibri" w:eastAsia="Calibri" w:hAnsi="Calibri" w:cs="Calibri"/>
+                <w:b/>
+                <w:bCs/>
+                <w:color w:val="1A1414"/>
+                <w:sz w:val="22"/>
+                <w:szCs w:val="22"/>
+                <w:lang w:val="en-US"/>
+              </w:rPr>
+              <w:t>– Silo Works</w:t>
+            </w:r>
+          </w:p>
+          <w:p>
+            <w:pPr>
+              <w:spacing w:after="70"/>
+            </w:pPr>
+            <w:r>
+              <w:rPr>
+                <w:rFonts w:ascii="Calibri" w:eastAsia="Calibri" w:hAnsi="Calibri" w:cs="Calibri"/>
+                <w:i/>
+                <w:iCs/>
+                <w:color w:val="6B6260"/>
+                <w:sz w:val="18"/>
+                <w:szCs w:val="18"/>
+              </w:rPr>
+              <w:t>Юли 2025 · 1 месец – Перник, България</w:t>
+            </w:r>
+          </w:p>
+          <w:p>
+            <w:pPr>
+              <w:pStyle w:val="ListParagraph"/>
+              <w:numPr>
+                <w:ilvl w:val="0"/>
+                <w:numId w:val="3"/>
+              </w:numPr>
+              <w:tabs>
+                <w:tab w:val="right" w:pos="6900"/>
+              </w:tabs>
+              <w:spacing w:after="70"/>
+              <w:ind w:hanging="198"/>
+            </w:pPr>
+            <w:r>
+              <w:rPr>
+                <w:rFonts w:ascii="Calibri" w:eastAsia="Calibri" w:hAnsi="Calibri" w:cs="Calibri"/>
+                <w:color w:val="1A1414"/>
+              </w:rPr>
+              <w:t xml:space="preserve">Получих задача да изградя проста VR сцена, </w:t>
+            </w:r>
+            <w:r>
+              <w:rPr>
+                <w:rFonts w:ascii="Calibri" w:eastAsia="Calibri" w:hAnsi="Calibri" w:cs="Calibri"/>
+                <w:color w:val="1A1414"/>
+              </w:rPr>
+              <w:t>предизвикваща</w:t>
+            </w:r>
+            <w:r>
+              <w:rPr>
+                <w:rFonts w:ascii="Calibri" w:eastAsia="Calibri" w:hAnsi="Calibri" w:cs="Calibri"/>
+                <w:color w:val="1A1414"/>
+              </w:rPr>
+              <w:t xml:space="preserve"> </w:t>
+            </w:r>
+            <w:r>
+              <w:rPr>
+                <w:rFonts w:ascii="Calibri" w:eastAsia="Calibri" w:hAnsi="Calibri" w:cs="Calibri"/>
+                <w:color w:val="1A1414"/>
+              </w:rPr>
+              <w:t>потопяващо</w:t>
+            </w:r>
+            <w:r>
+              <w:rPr>
+                <w:rFonts w:ascii="Calibri" w:eastAsia="Calibri" w:hAnsi="Calibri" w:cs="Calibri"/>
+                <w:color w:val="1A1414"/>
+              </w:rPr>
+              <w:t xml:space="preserve"> изживяване</w:t>
+            </w:r>
+            <w:r>
+              <w:rPr>
+                <w:rFonts w:ascii="Calibri" w:eastAsia="Calibri" w:hAnsi="Calibri" w:cs="Calibri"/>
+                <w:color w:val="1A1414"/>
+              </w:rPr>
+              <w:t>, с насоки от екипа</w:t>
+            </w:r>
+            <w:r>
+              <w:rPr>
+                <w:rFonts w:ascii="Calibri" w:eastAsia="Calibri" w:hAnsi="Calibri" w:cs="Calibri"/>
+                <w:color w:val="1A1414"/>
+              </w:rPr>
+              <w:t>. Това ми даде практически опит с A-Frame</w:t>
+            </w:r>
+            <w:r>
+              <w:rPr>
+                <w:rFonts w:ascii="Calibri" w:eastAsia="Calibri" w:hAnsi="Calibri" w:cs="Calibri"/>
+                <w:color w:val="1A1414"/>
+              </w:rPr>
+              <w:t xml:space="preserve"> </w:t>
+            </w:r>
+            <w:r>
+              <w:rPr>
+                <w:rFonts w:ascii="Calibri" w:eastAsia="Calibri" w:hAnsi="Calibri" w:cs="Calibri"/>
+                <w:color w:val="1A1414"/>
+              </w:rPr>
+              <w:t>–</w:t>
+            </w:r>
+            <w:r>
+              <w:rPr>
+                <w:rFonts w:ascii="Calibri" w:eastAsia="Calibri" w:hAnsi="Calibri" w:cs="Calibri"/>
+                <w:color w:val="1A1414"/>
+              </w:rPr>
+              <w:t xml:space="preserve">  </w:t>
+            </w:r>
+            <w:r>
+              <w:rPr>
+                <w:rFonts w:ascii="Calibri" w:eastAsia="Calibri" w:hAnsi="Calibri" w:cs="Calibri"/>
+                <w:color w:val="1A1414"/>
+              </w:rPr>
+              <w:t>framework за изграждане на виртуални среди</w:t>
+            </w:r>
+            <w:r>
+              <w:rPr>
+                <w:rFonts w:ascii="Calibri" w:eastAsia="Calibri" w:hAnsi="Calibri" w:cs="Calibri"/>
+                <w:color w:val="1A1414"/>
+              </w:rPr>
+              <w:t xml:space="preserve"> </w:t>
+            </w:r>
+            <w:r>
+              <w:rPr>
+                <w:rFonts w:ascii="Calibri" w:eastAsia="Calibri" w:hAnsi="Calibri" w:cs="Calibri"/>
+                <w:color w:val="1A1414"/>
+              </w:rPr>
+              <w:t>–</w:t>
+            </w:r>
+            <w:r>
+              <w:rPr>
+                <w:rFonts w:ascii="Calibri" w:eastAsia="Calibri" w:hAnsi="Calibri" w:cs="Calibri"/>
+                <w:color w:val="1A1414"/>
+              </w:rPr>
+              <w:t xml:space="preserve"> </w:t>
+            </w:r>
+            <w:r>
+              <w:rPr>
+                <w:rFonts w:ascii="Calibri" w:eastAsia="Calibri" w:hAnsi="Calibri" w:cs="Calibri"/>
+                <w:color w:val="1A1414"/>
+              </w:rPr>
+              <w:t>в компания, фокусирана върху digital twin и BIM решения.</w:t>
+            </w:r>
+          </w:p>
+          <w:p>
+            <w:pPr>
+              <w:pStyle w:val="ListParagraph"/>
+              <w:numPr>
+                <w:ilvl w:val="0"/>
+                <w:numId w:val="3"/>
+              </w:numPr>
+              <w:tabs>
+                <w:tab w:val="right" w:pos="6900"/>
+              </w:tabs>
+              <w:spacing w:after="70"/>
+              <w:ind w:hanging="198"/>
+            </w:pPr>
+            <w:r>
+              <w:rPr>
+                <w:rFonts w:ascii="Calibri" w:eastAsia="Calibri" w:hAnsi="Calibri" w:cs="Calibri"/>
+                <w:color w:val="1A1414"/>
+              </w:rPr>
+              <w:t>По-късно тази работа послужи като отправна точка за разработката на VR средата в личния ми проект MindReel, където надградих и разширих наученото, комбинирайки различни умения и технологи</w:t>
+            </w:r>
+            <w:r>
+              <w:rPr>
+                <w:rFonts w:ascii="Calibri" w:eastAsia="Calibri" w:hAnsi="Calibri" w:cs="Calibri"/>
+                <w:color w:val="1A1414"/>
+              </w:rPr>
+              <w:t>и</w:t>
+            </w:r>
+            <w:r>
+              <w:rPr>
+                <w:rFonts w:ascii="Calibri" w:eastAsia="Calibri" w:hAnsi="Calibri" w:cs="Calibri"/>
+                <w:color w:val="1A1414"/>
+              </w:rPr>
+              <w:t>.</w:t>
+            </w:r>
+          </w:p>
+          <w:p>
+            <w:pPr>
+              <w:spacing w:after="180"/>
+            </w:pPr>
+            <w:r>
+              <w:rPr>
+                <w:rFonts w:ascii="Calibri" w:eastAsia="Calibri" w:hAnsi="Calibri" w:cs="Calibri"/>
+                <w:b/>
+                <w:bCs/>
+                <w:i/>
+                <w:iCs/>
+                <w:color w:val="6B6260"/>
+                <w:sz w:val="18"/>
+                <w:szCs w:val="18"/>
+                <w:lang w:val="en-US"/>
+              </w:rPr>
+              <w:t xml:space="preserve">Свързани </w:t>
+            </w:r>
+            <w:r>
+              <w:rPr>
+                <w:rFonts w:ascii="Calibri" w:eastAsia="Calibri" w:hAnsi="Calibri" w:cs="Calibri"/>
+                <w:b/>
+                <w:bCs/>
+                <w:i/>
+                <w:iCs/>
+                <w:color w:val="6B6260"/>
+                <w:sz w:val="18"/>
+                <w:szCs w:val="18"/>
+              </w:rPr>
+              <w:t xml:space="preserve">умения: </w:t>
+            </w:r>
+            <w:r>
+              <w:rPr>
+                <w:rFonts w:ascii="Calibri" w:eastAsia="Calibri" w:hAnsi="Calibri" w:cs="Calibri"/>
+                <w:i/>
+                <w:iCs/>
+                <w:color w:val="6B6260"/>
+                <w:sz w:val="18"/>
+                <w:szCs w:val="18"/>
+              </w:rPr>
+              <w:t>A-Frame (Virtual Reality Framework) и TypeScript</w:t>
+            </w:r>
+          </w:p>
+          <w:p>
+            <w:pPr>
+              <w:spacing w:before="110" w:after="50"/>
+              <w:rPr>
+                <w:lang w:val="en-US"/>
+              </w:rPr>
+            </w:pPr>
+            <w:r>
+              <w:rPr>
+                <w:rFonts w:ascii="Calibri" w:eastAsia="Calibri" w:hAnsi="Calibri" w:cs="Calibri"/>
+                <w:b/>
+                <w:bCs/>
+                <w:color w:val="1A1414"/>
+                <w:sz w:val="22"/>
+                <w:szCs w:val="22"/>
+              </w:rPr>
+              <w:t>Софтуерен</w:t>
+            </w:r>
+            <w:r>
+              <w:rPr>
+                <w:rFonts w:ascii="Calibri" w:eastAsia="Calibri" w:hAnsi="Calibri" w:cs="Calibri"/>
+                <w:b/>
+                <w:bCs/>
+                <w:color w:val="1A1414"/>
+                <w:sz w:val="22"/>
+                <w:szCs w:val="22"/>
+              </w:rPr>
+              <w:t xml:space="preserve"> разработчик (стажант)</w:t>
+            </w:r>
+            <w:r>
+              <w:rPr>
+                <w:rFonts w:ascii="Calibri" w:eastAsia="Calibri" w:hAnsi="Calibri" w:cs="Calibri"/>
+                <w:b/>
+                <w:bCs/>
+                <w:color w:val="1A1414"/>
+                <w:sz w:val="22"/>
+                <w:szCs w:val="22"/>
+              </w:rPr>
+              <w:t xml:space="preserve"> </w:t>
+            </w:r>
+            <w:r>
+              <w:rPr>
+                <w:rFonts w:ascii="Calibri" w:eastAsia="Calibri" w:hAnsi="Calibri" w:cs="Calibri"/>
+                <w:b/>
+                <w:bCs/>
+                <w:color w:val="1A1414"/>
+                <w:sz w:val="22"/>
+                <w:szCs w:val="22"/>
+                <w:lang w:val="en-US"/>
+              </w:rPr>
+              <w:t>– Graosoft</w:t>
+            </w:r>
+          </w:p>
+          <w:p>
+            <w:pPr>
+              <w:spacing w:after="70"/>
+            </w:pPr>
+            <w:r>
+              <w:rPr>
+                <w:rFonts w:ascii="Calibri" w:eastAsia="Calibri" w:hAnsi="Calibri" w:cs="Calibri"/>
+                <w:i/>
+                <w:iCs/>
+                <w:color w:val="6B6260"/>
+                <w:sz w:val="18"/>
+                <w:szCs w:val="18"/>
+              </w:rPr>
+              <w:t>Юли 2024 · 1 месец – Перник, България</w:t>
+            </w:r>
+          </w:p>
+          <w:p>
+            <w:pPr>
+              <w:pStyle w:val="ListParagraph"/>
+              <w:numPr>
+                <w:ilvl w:val="0"/>
+                <w:numId w:val="3"/>
+              </w:numPr>
+              <w:tabs>
+                <w:tab w:val="right" w:pos="6900"/>
+              </w:tabs>
+              <w:spacing w:after="70"/>
+              <w:ind w:hanging="198"/>
+            </w:pPr>
+            <w:r>
+              <w:rPr>
+                <w:rFonts w:ascii="Calibri" w:eastAsia="Calibri" w:hAnsi="Calibri" w:cs="Calibri"/>
+                <w:color w:val="1A1414"/>
+              </w:rPr>
+              <w:t xml:space="preserve">Придобих представа за добрите практики и професионалните стандарти в софтуерната разработка чрез насоки и обратна връзка от екипа </w:t>
+            </w:r>
+            <w:r>
+              <w:rPr>
+                <w:rFonts w:ascii="Calibri" w:eastAsia="Calibri" w:hAnsi="Calibri" w:cs="Calibri"/>
+                <w:color w:val="1A1414"/>
+              </w:rPr>
+              <w:t>на Graosoft.</w:t>
+            </w:r>
+          </w:p>
+          <w:p>
+            <w:pPr>
+              <w:pStyle w:val="ListParagraph"/>
+              <w:numPr>
+                <w:ilvl w:val="0"/>
+                <w:numId w:val="3"/>
+              </w:numPr>
+              <w:tabs>
+                <w:tab w:val="right" w:pos="6900"/>
+              </w:tabs>
+              <w:spacing w:after="70"/>
+              <w:ind w:hanging="198"/>
+            </w:pPr>
+            <w:r>
+              <w:rPr>
+                <w:rFonts w:ascii="Calibri" w:eastAsia="Calibri" w:hAnsi="Calibri" w:cs="Calibri"/>
+                <w:color w:val="1A1414"/>
+              </w:rPr>
+              <w:t>Дискусиите обхващаха качеството на кода, работните процеси в екипа и професионалното развитие в технологичната индустрия.</w:t>
+            </w:r>
+          </w:p>
+          <w:p>
+            <w:pPr>
+              <w:spacing w:after="50"/>
+              <w:rPr>
+                <w:lang w:val="en-US"/>
+              </w:rPr>
+            </w:pPr>
+            <w:r>
+              <w:rPr>
+                <w:rFonts w:ascii="Calibri" w:eastAsia="Calibri" w:hAnsi="Calibri" w:cs="Calibri"/>
+                <w:b/>
+                <w:bCs/>
+                <w:i/>
+                <w:iCs/>
+                <w:color w:val="6B6260"/>
+                <w:sz w:val="18"/>
+                <w:szCs w:val="18"/>
+                <w:lang w:val="en-US"/>
+              </w:rPr>
+              <w:t xml:space="preserve">Свързани </w:t>
+            </w:r>
+            <w:r>
+              <w:rPr>
+                <w:rFonts w:ascii="Calibri" w:eastAsia="Calibri" w:hAnsi="Calibri" w:cs="Calibri"/>
+                <w:b/>
+                <w:bCs/>
+                <w:i/>
+                <w:iCs/>
+                <w:color w:val="6B6260"/>
+                <w:sz w:val="18"/>
+                <w:szCs w:val="18"/>
+              </w:rPr>
+              <w:t xml:space="preserve">умения: </w:t>
+            </w:r>
+            <w:r>
+              <w:rPr>
+                <w:rFonts w:ascii="Calibri" w:eastAsia="Calibri" w:hAnsi="Calibri" w:cs="Calibri"/>
+                <w:i/>
+                <w:iCs/>
+                <w:color w:val="6B6260"/>
+                <w:sz w:val="18"/>
+                <w:szCs w:val="18"/>
+              </w:rPr>
+              <w:t>Vue.js, TypeScript</w:t>
+            </w:r>
+            <w:r>
+              <w:rPr>
+                <w:rFonts w:ascii="Calibri" w:eastAsia="Calibri" w:hAnsi="Calibri" w:cs="Calibri"/>
+                <w:i/>
+                <w:iCs/>
+                <w:color w:val="6B6260"/>
+                <w:sz w:val="18"/>
+                <w:szCs w:val="18"/>
+              </w:rPr>
+              <w:t xml:space="preserve"> </w:t>
+            </w:r>
+            <w:r>
+              <w:rPr>
+                <w:rFonts w:ascii="Calibri" w:eastAsia="Calibri" w:hAnsi="Calibri" w:cs="Calibri"/>
+                <w:i/>
+                <w:iCs/>
+                <w:color w:val="6B6260"/>
+                <w:sz w:val="18"/>
+                <w:szCs w:val="18"/>
+                <w:lang w:val="en-US"/>
+              </w:rPr>
+              <w:t>и Git</w:t>
             </w:r>
           </w:p>
         </w:tc>

--- a/public/CV/Kaloyan_Kostadinov_CV_BG.docx
+++ b/public/CV/Kaloyan_Kostadinov_CV_BG.docx
@@ -910,6 +910,436 @@
                 <w:bottom w:val="single" w:sz="4" w:space="3" w:color="B1001B"/>
               </w:pBdr>
               <w:spacing w:after="90" w:line="200" w:lineRule="exact"/>
+            </w:pPr>
+            <w:r>
+              <w:rPr>
+                <w:rFonts w:ascii="Calibri" w:eastAsia="Calibri" w:hAnsi="Calibri" w:cs="Calibri"/>
+                <w:b/>
+                <w:bCs/>
+                <w:color w:val="B1001B"/>
+                <w:sz w:val="24"/>
+                <w:szCs w:val="24"/>
+              </w:rPr>
+              <w:t>Професионален опит</w:t>
+            </w:r>
+          </w:p>
+          <w:p>
+            <w:pPr>
+              <w:spacing w:before="110" w:after="50"/>
+              <w:rPr>
+                <w:lang w:val="en-US"/>
+              </w:rPr>
+            </w:pPr>
+            <w:r>
+              <w:rPr>
+                <w:rFonts w:ascii="Calibri" w:eastAsia="Calibri" w:hAnsi="Calibri" w:cs="Calibri"/>
+                <w:b/>
+                <w:bCs/>
+                <w:color w:val="1A1414"/>
+                <w:sz w:val="22"/>
+                <w:szCs w:val="22"/>
+              </w:rPr>
+              <w:t>Уеб разработчик (стажант)</w:t>
+            </w:r>
+            <w:r>
+              <w:rPr>
+                <w:rFonts w:ascii="Calibri" w:eastAsia="Calibri" w:hAnsi="Calibri" w:cs="Calibri"/>
+                <w:b/>
+                <w:bCs/>
+                <w:color w:val="1A1414"/>
+                <w:sz w:val="22"/>
+                <w:szCs w:val="22"/>
+                <w:lang w:val="en-US"/>
+              </w:rPr>
+              <w:t xml:space="preserve"> – IB Computers</w:t>
+            </w:r>
+          </w:p>
+          <w:p>
+            <w:pPr>
+              <w:spacing w:after="70"/>
+            </w:pPr>
+            <w:r>
+              <w:rPr>
+                <w:rFonts w:ascii="Calibri" w:eastAsia="Calibri" w:hAnsi="Calibri" w:cs="Calibri"/>
+                <w:i/>
+                <w:iCs/>
+                <w:color w:val="6B6260"/>
+                <w:sz w:val="18"/>
+                <w:szCs w:val="18"/>
+              </w:rPr>
+              <w:t>Юли 2026 – Перник, България</w:t>
+            </w:r>
+          </w:p>
+          <w:p>
+            <w:pPr>
+              <w:pStyle w:val="ListParagraph"/>
+              <w:numPr>
+                <w:ilvl w:val="0"/>
+                <w:numId w:val="3"/>
+              </w:numPr>
+              <w:tabs>
+                <w:tab w:val="right" w:pos="6900"/>
+              </w:tabs>
+              <w:spacing w:after="70"/>
+              <w:ind w:hanging="198"/>
+            </w:pPr>
+            <w:r>
+              <w:rPr>
+                <w:rFonts w:ascii="Calibri" w:eastAsia="Calibri" w:hAnsi="Calibri" w:cs="Calibri"/>
+                <w:color w:val="1A1414"/>
+              </w:rPr>
+              <w:t>Помагах за поддръжката и подобряването на уебсайта на компанията, включително промени в оформлението и стила, подпомагайки дигиталното присъствие на компанията наред с нейните хардуерни и ИТ услуги.</w:t>
+            </w:r>
+          </w:p>
+          <w:p>
+            <w:pPr>
+              <w:pStyle w:val="ListParagraph"/>
+              <w:numPr>
+                <w:ilvl w:val="0"/>
+                <w:numId w:val="3"/>
+              </w:numPr>
+              <w:tabs>
+                <w:tab w:val="right" w:pos="6900"/>
+              </w:tabs>
+              <w:spacing w:after="70"/>
+              <w:ind w:hanging="198"/>
+            </w:pPr>
+            <w:r>
+              <w:rPr>
+                <w:rFonts w:ascii="Calibri" w:eastAsia="Calibri" w:hAnsi="Calibri" w:cs="Calibri"/>
+                <w:color w:val="1A1414"/>
+              </w:rPr>
+              <w:t>Компанията е специализирана в ИТ поддръжка, ремонт на компютри и услуги за мрежова инфраструктура.</w:t>
+            </w:r>
+          </w:p>
+          <w:p>
+            <w:pPr>
+              <w:spacing w:after="180"/>
+            </w:pPr>
+            <w:r>
+              <w:rPr>
+                <w:rFonts w:ascii="Calibri" w:eastAsia="Calibri" w:hAnsi="Calibri" w:cs="Calibri"/>
+                <w:b/>
+                <w:bCs/>
+                <w:i/>
+                <w:iCs/>
+                <w:color w:val="6B6260"/>
+                <w:sz w:val="18"/>
+                <w:szCs w:val="18"/>
+                <w:lang w:val="en-US"/>
+              </w:rPr>
+              <w:t xml:space="preserve">Свързани </w:t>
+            </w:r>
+            <w:r>
+              <w:rPr>
+                <w:rFonts w:ascii="Calibri" w:eastAsia="Calibri" w:hAnsi="Calibri" w:cs="Calibri"/>
+                <w:b/>
+                <w:bCs/>
+                <w:i/>
+                <w:iCs/>
+                <w:color w:val="6B6260"/>
+                <w:sz w:val="18"/>
+                <w:szCs w:val="18"/>
+              </w:rPr>
+              <w:t xml:space="preserve">умения: </w:t>
+            </w:r>
+            <w:r>
+              <w:rPr>
+                <w:rFonts w:ascii="Calibri" w:eastAsia="Calibri" w:hAnsi="Calibri" w:cs="Calibri"/>
+                <w:i/>
+                <w:iCs/>
+                <w:color w:val="6B6260"/>
+                <w:sz w:val="18"/>
+                <w:szCs w:val="18"/>
+              </w:rPr>
+              <w:t>Web и Front-End разработка</w:t>
+            </w:r>
+          </w:p>
+          <w:p>
+            <w:pPr>
+              <w:spacing w:before="110" w:after="50"/>
+              <w:rPr>
+                <w:lang w:val="en-US"/>
+              </w:rPr>
+            </w:pPr>
+            <w:r>
+              <w:rPr>
+                <w:rFonts w:ascii="Calibri" w:eastAsia="Calibri" w:hAnsi="Calibri" w:cs="Calibri"/>
+                <w:b/>
+                <w:bCs/>
+                <w:color w:val="1A1414"/>
+                <w:sz w:val="22"/>
+                <w:szCs w:val="22"/>
+              </w:rPr>
+              <w:t xml:space="preserve">Уеб разработчик (стажант) </w:t>
+            </w:r>
+            <w:r>
+              <w:rPr>
+                <w:rFonts w:ascii="Calibri" w:eastAsia="Calibri" w:hAnsi="Calibri" w:cs="Calibri"/>
+                <w:b/>
+                <w:bCs/>
+                <w:color w:val="1A1414"/>
+                <w:sz w:val="22"/>
+                <w:szCs w:val="22"/>
+                <w:lang w:val="en-US"/>
+              </w:rPr>
+              <w:t>– Silo Works</w:t>
+            </w:r>
+          </w:p>
+          <w:p>
+            <w:pPr>
+              <w:spacing w:after="70"/>
+            </w:pPr>
+            <w:r>
+              <w:rPr>
+                <w:rFonts w:ascii="Calibri" w:eastAsia="Calibri" w:hAnsi="Calibri" w:cs="Calibri"/>
+                <w:i/>
+                <w:iCs/>
+                <w:color w:val="6B6260"/>
+                <w:sz w:val="18"/>
+                <w:szCs w:val="18"/>
+              </w:rPr>
+              <w:t>Юли 2025 – Перник, България</w:t>
+            </w:r>
+          </w:p>
+          <w:p>
+            <w:pPr>
+              <w:pStyle w:val="ListParagraph"/>
+              <w:numPr>
+                <w:ilvl w:val="0"/>
+                <w:numId w:val="3"/>
+              </w:numPr>
+              <w:tabs>
+                <w:tab w:val="right" w:pos="6900"/>
+              </w:tabs>
+              <w:spacing w:after="70"/>
+              <w:ind w:hanging="198"/>
+            </w:pPr>
+            <w:r>
+              <w:rPr>
+                <w:rFonts w:ascii="Calibri" w:eastAsia="Calibri" w:hAnsi="Calibri" w:cs="Calibri"/>
+                <w:color w:val="1A1414"/>
+              </w:rPr>
+              <w:t>Получих задача да изградя проста VR сцена, предизвикваща потопяващо изживяване, с насоки от екипа. Това ми даде практически опит с A-Frame –  framework за изграждане на виртуални среди – в компания, фокусирана върху digital twin и BIM решения.</w:t>
+            </w:r>
+          </w:p>
+          <w:p>
+            <w:pPr>
+              <w:pStyle w:val="ListParagraph"/>
+              <w:numPr>
+                <w:ilvl w:val="0"/>
+                <w:numId w:val="3"/>
+              </w:numPr>
+              <w:tabs>
+                <w:tab w:val="right" w:pos="6900"/>
+              </w:tabs>
+              <w:spacing w:after="70"/>
+              <w:ind w:hanging="198"/>
+            </w:pPr>
+            <w:r>
+              <w:rPr>
+                <w:rFonts w:ascii="Calibri" w:eastAsia="Calibri" w:hAnsi="Calibri" w:cs="Calibri"/>
+                <w:color w:val="1A1414"/>
+              </w:rPr>
+              <w:t>По-късно тази работа послужи като отправна точка за разработката на VR средата в личния ми проект MindReel, където надградих и разширих наученото, комбинирайки различни умения и технологии.</w:t>
+            </w:r>
+          </w:p>
+          <w:p>
+            <w:pPr>
+              <w:spacing w:after="180"/>
+            </w:pPr>
+            <w:r>
+              <w:rPr>
+                <w:rFonts w:ascii="Calibri" w:eastAsia="Calibri" w:hAnsi="Calibri" w:cs="Calibri"/>
+                <w:b/>
+                <w:bCs/>
+                <w:i/>
+                <w:iCs/>
+                <w:color w:val="6B6260"/>
+                <w:sz w:val="18"/>
+                <w:szCs w:val="18"/>
+                <w:lang w:val="en-US"/>
+              </w:rPr>
+              <w:t xml:space="preserve">Свързани </w:t>
+            </w:r>
+            <w:r>
+              <w:rPr>
+                <w:rFonts w:ascii="Calibri" w:eastAsia="Calibri" w:hAnsi="Calibri" w:cs="Calibri"/>
+                <w:b/>
+                <w:bCs/>
+                <w:i/>
+                <w:iCs/>
+                <w:color w:val="6B6260"/>
+                <w:sz w:val="18"/>
+                <w:szCs w:val="18"/>
+              </w:rPr>
+              <w:t xml:space="preserve">умения: </w:t>
+            </w:r>
+            <w:r>
+              <w:rPr>
+                <w:rFonts w:ascii="Calibri" w:eastAsia="Calibri" w:hAnsi="Calibri" w:cs="Calibri"/>
+                <w:i/>
+                <w:iCs/>
+                <w:color w:val="6B6260"/>
+                <w:sz w:val="18"/>
+                <w:szCs w:val="18"/>
+              </w:rPr>
+              <w:t>A-Frame (Virtual Reality Framework) и TypeScript</w:t>
+            </w:r>
+          </w:p>
+          <w:p>
+            <w:pPr>
+              <w:spacing w:before="110" w:after="50"/>
+              <w:rPr>
+                <w:lang w:val="en-US"/>
+              </w:rPr>
+            </w:pPr>
+            <w:r>
+              <w:rPr>
+                <w:rFonts w:ascii="Calibri" w:eastAsia="Calibri" w:hAnsi="Calibri" w:cs="Calibri"/>
+                <w:b/>
+                <w:bCs/>
+                <w:color w:val="1A1414"/>
+                <w:sz w:val="22"/>
+                <w:szCs w:val="22"/>
+              </w:rPr>
+              <w:t xml:space="preserve">Софтуерен разработчик (стажант) </w:t>
+            </w:r>
+            <w:r>
+              <w:rPr>
+                <w:rFonts w:ascii="Calibri" w:eastAsia="Calibri" w:hAnsi="Calibri" w:cs="Calibri"/>
+                <w:b/>
+                <w:bCs/>
+                <w:color w:val="1A1414"/>
+                <w:sz w:val="22"/>
+                <w:szCs w:val="22"/>
+                <w:lang w:val="en-US"/>
+              </w:rPr>
+              <w:t>– Graosoft</w:t>
+            </w:r>
+          </w:p>
+          <w:p>
+            <w:pPr>
+              <w:spacing w:after="70"/>
+            </w:pPr>
+            <w:r>
+              <w:rPr>
+                <w:rFonts w:ascii="Calibri" w:eastAsia="Calibri" w:hAnsi="Calibri" w:cs="Calibri"/>
+                <w:i/>
+                <w:iCs/>
+                <w:color w:val="6B6260"/>
+                <w:sz w:val="18"/>
+                <w:szCs w:val="18"/>
+              </w:rPr>
+              <w:t>Юли 2024 – Перник, България</w:t>
+            </w:r>
+          </w:p>
+          <w:p>
+            <w:pPr>
+              <w:pStyle w:val="ListParagraph"/>
+              <w:numPr>
+                <w:ilvl w:val="0"/>
+                <w:numId w:val="3"/>
+              </w:numPr>
+              <w:tabs>
+                <w:tab w:val="right" w:pos="6900"/>
+              </w:tabs>
+              <w:spacing w:after="70"/>
+              <w:ind w:hanging="198"/>
+            </w:pPr>
+            <w:r>
+              <w:rPr>
+                <w:rFonts w:ascii="Calibri" w:eastAsia="Calibri" w:hAnsi="Calibri" w:cs="Calibri"/>
+                <w:color w:val="1A1414"/>
+              </w:rPr>
+              <w:t>Придобих представа за добрите практики и професионалните стандарти в софтуерната разработка чрез насоки и обратна връзка от екипа на Graosoft.</w:t>
+            </w:r>
+          </w:p>
+          <w:p>
+            <w:pPr>
+              <w:pStyle w:val="ListParagraph"/>
+              <w:numPr>
+                <w:ilvl w:val="0"/>
+                <w:numId w:val="3"/>
+              </w:numPr>
+              <w:tabs>
+                <w:tab w:val="right" w:pos="6900"/>
+              </w:tabs>
+              <w:spacing w:after="70"/>
+              <w:ind w:hanging="198"/>
+            </w:pPr>
+            <w:r>
+              <w:rPr>
+                <w:rFonts w:ascii="Calibri" w:eastAsia="Calibri" w:hAnsi="Calibri" w:cs="Calibri"/>
+                <w:color w:val="1A1414"/>
+              </w:rPr>
+              <w:t>Дискусиите обхващаха качеството на кода, работните процеси в екипа и професионалното развитие в технологичната индустрия.</w:t>
+            </w:r>
+          </w:p>
+          <w:p>
+            <w:pPr>
+              <w:spacing w:after="50"/>
+              <w:rPr>
+                <w:lang w:val="en-US"/>
+              </w:rPr>
+            </w:pPr>
+            <w:r>
+              <w:rPr>
+                <w:rFonts w:ascii="Calibri" w:eastAsia="Calibri" w:hAnsi="Calibri" w:cs="Calibri"/>
+                <w:b/>
+                <w:bCs/>
+                <w:i/>
+                <w:iCs/>
+                <w:color w:val="6B6260"/>
+                <w:sz w:val="18"/>
+                <w:szCs w:val="18"/>
+                <w:lang w:val="en-US"/>
+              </w:rPr>
+              <w:t xml:space="preserve">Свързани </w:t>
+            </w:r>
+            <w:r>
+              <w:rPr>
+                <w:rFonts w:ascii="Calibri" w:eastAsia="Calibri" w:hAnsi="Calibri" w:cs="Calibri"/>
+                <w:b/>
+                <w:bCs/>
+                <w:i/>
+                <w:iCs/>
+                <w:color w:val="6B6260"/>
+                <w:sz w:val="18"/>
+                <w:szCs w:val="18"/>
+              </w:rPr>
+              <w:t xml:space="preserve">умения: </w:t>
+            </w:r>
+            <w:r>
+              <w:rPr>
+                <w:rFonts w:ascii="Calibri" w:eastAsia="Calibri" w:hAnsi="Calibri" w:cs="Calibri"/>
+                <w:i/>
+                <w:iCs/>
+                <w:color w:val="6B6260"/>
+                <w:sz w:val="18"/>
+                <w:szCs w:val="18"/>
+              </w:rPr>
+              <w:t xml:space="preserve">Vue.js, TypeScript </w:t>
+            </w:r>
+            <w:r>
+              <w:rPr>
+                <w:rFonts w:ascii="Calibri" w:eastAsia="Calibri" w:hAnsi="Calibri" w:cs="Calibri"/>
+                <w:i/>
+                <w:iCs/>
+                <w:color w:val="6B6260"/>
+                <w:sz w:val="18"/>
+                <w:szCs w:val="18"/>
+                <w:lang w:val="en-US"/>
+              </w:rPr>
+              <w:t>и Git</w:t>
+            </w:r>
+          </w:p>
+          <w:p>
+            <w:pPr>
+              <w:pBdr>
+                <w:bottom w:val="single" w:sz="4" w:space="3" w:color="B1001B"/>
+              </w:pBdr>
+              <w:spacing w:before="140" w:after="100"/>
               <w:rPr>
                 <w:rFonts w:ascii="Calibri" w:eastAsia="Calibri" w:hAnsi="Calibri" w:cs="Calibri"/>
                 <w:b/>
@@ -1328,6 +1758,7 @@
                 <w:sz w:val="18"/>
                 <w:szCs w:val="18"/>
               </w:rPr>
+              <w:lastRenderedPageBreak/>
               <w:fldChar w:fldCharType="begin"/>
             </w:r>
             <w:r>
@@ -1855,7 +2286,6 @@
                 <w:color w:val="1A1414"/>
                 <w:lang w:val="en-US"/>
               </w:rPr>
-              <w:lastRenderedPageBreak/>
               <w:t>Платформа за анализ на данни, доказваща влиянието на TikTok върху популярността на песни</w:t>
             </w:r>
             <w:r>
@@ -2295,650 +2725,6 @@
                 <w:szCs w:val="18"/>
               </w:rPr>
               <w:t>2-ро място</w:t>
-            </w:r>
-          </w:p>
-          <w:p>
-            <w:pPr>
-              <w:pBdr>
-                <w:bottom w:val="single" w:sz="4" w:space="3" w:color="B1001B"/>
-              </w:pBdr>
-              <w:spacing w:before="140" w:after="100" w:line="211" w:lineRule="auto"/>
-            </w:pPr>
-            <w:r>
-              <w:rPr>
-                <w:rFonts w:ascii="Calibri" w:eastAsia="Calibri" w:hAnsi="Calibri" w:cs="Calibri"/>
-                <w:b/>
-                <w:bCs/>
-                <w:color w:val="B1001B"/>
-                <w:sz w:val="24"/>
-                <w:szCs w:val="24"/>
-              </w:rPr>
-              <w:t>Професионален опит</w:t>
-            </w:r>
-          </w:p>
-          <w:p>
-            <w:pPr>
-              <w:spacing w:before="110" w:after="50"/>
-              <w:rPr>
-                <w:lang w:val="en-US"/>
-              </w:rPr>
-            </w:pPr>
-            <w:r>
-              <w:rPr>
-                <w:rFonts w:ascii="Calibri" w:eastAsia="Calibri" w:hAnsi="Calibri" w:cs="Calibri"/>
-                <w:b/>
-                <w:bCs/>
-                <w:color w:val="1A1414"/>
-                <w:sz w:val="22"/>
-                <w:szCs w:val="22"/>
-              </w:rPr>
-              <w:t>У</w:t>
-            </w:r>
-            <w:r>
-              <w:rPr>
-                <w:rFonts w:ascii="Calibri" w:eastAsia="Calibri" w:hAnsi="Calibri" w:cs="Calibri"/>
-                <w:b/>
-                <w:bCs/>
-                <w:color w:val="1A1414"/>
-                <w:sz w:val="22"/>
-                <w:szCs w:val="22"/>
-              </w:rPr>
-              <w:t>еб разработ</w:t>
-            </w:r>
-            <w:r>
-              <w:rPr>
-                <w:rFonts w:ascii="Calibri" w:eastAsia="Calibri" w:hAnsi="Calibri" w:cs="Calibri"/>
-                <w:b/>
-                <w:bCs/>
-                <w:color w:val="1A1414"/>
-                <w:sz w:val="22"/>
-                <w:szCs w:val="22"/>
-              </w:rPr>
-              <w:t>чик (стажант)</w:t>
-            </w:r>
-            <w:r>
-              <w:rPr>
-                <w:rFonts w:ascii="Calibri" w:eastAsia="Calibri" w:hAnsi="Calibri" w:cs="Calibri"/>
-                <w:b/>
-                <w:bCs/>
-                <w:color w:val="1A1414"/>
-                <w:sz w:val="22"/>
-                <w:szCs w:val="22"/>
-                <w:lang w:val="en-US"/>
-              </w:rPr>
-              <w:t xml:space="preserve"> – IB Computers</w:t>
-            </w:r>
-          </w:p>
-          <w:p>
-            <w:pPr>
-              <w:spacing w:after="70"/>
-            </w:pPr>
-            <w:r>
-              <w:rPr>
-                <w:rFonts w:ascii="Calibri" w:eastAsia="Calibri" w:hAnsi="Calibri" w:cs="Calibri"/>
-                <w:i/>
-                <w:iCs/>
-                <w:color w:val="6B6260"/>
-                <w:sz w:val="18"/>
-                <w:szCs w:val="18"/>
-              </w:rPr>
-              <w:t>Юли 2026 · 1 месец – Перник, България</w:t>
-            </w:r>
-          </w:p>
-          <w:p>
-            <w:pPr>
-              <w:pStyle w:val="ListParagraph"/>
-              <w:numPr>
-                <w:ilvl w:val="0"/>
-                <w:numId w:val="3"/>
-              </w:numPr>
-              <w:tabs>
-                <w:tab w:val="right" w:pos="6900"/>
-              </w:tabs>
-              <w:spacing w:after="70"/>
-              <w:ind w:hanging="198"/>
-            </w:pPr>
-            <w:r>
-              <w:rPr>
-                <w:rFonts w:ascii="Calibri" w:eastAsia="Calibri" w:hAnsi="Calibri" w:cs="Calibri"/>
-                <w:color w:val="1A1414"/>
-              </w:rPr>
-              <w:t xml:space="preserve">Помагах за поддръжката и подобряването на уебсайта на компанията, включително промени в оформлението и стила, подпомагайки дигиталното присъствие на компанията наред с нейните </w:t>
-            </w:r>
-            <w:r>
-              <w:rPr>
-                <w:rFonts w:ascii="Calibri" w:eastAsia="Calibri" w:hAnsi="Calibri" w:cs="Calibri"/>
-                <w:color w:val="1A1414"/>
-              </w:rPr>
-              <w:t>хардуерни и ИТ услуги.</w:t>
-            </w:r>
-          </w:p>
-          <w:p>
-            <w:pPr>
-              <w:pStyle w:val="ListParagraph"/>
-              <w:numPr>
-                <w:ilvl w:val="0"/>
-                <w:numId w:val="3"/>
-              </w:numPr>
-              <w:tabs>
-                <w:tab w:val="right" w:pos="6900"/>
-              </w:tabs>
-              <w:spacing w:after="70"/>
-              <w:ind w:hanging="198"/>
-            </w:pPr>
-            <w:r>
-              <w:rPr>
-                <w:rFonts w:ascii="Calibri" w:eastAsia="Calibri" w:hAnsi="Calibri" w:cs="Calibri"/>
-                <w:color w:val="1A1414"/>
-              </w:rPr>
-              <w:t>Компанията е специализирана в ИТ поддръжка, ремонт на компютри и услуги за мрежова инфраструктура.</w:t>
-            </w:r>
-          </w:p>
-          <w:p>
-            <w:pPr>
-              <w:spacing w:after="180"/>
-            </w:pPr>
-            <w:r>
-              <w:rPr>
-                <w:rFonts w:ascii="Calibri" w:eastAsia="Calibri" w:hAnsi="Calibri" w:cs="Calibri"/>
-                <w:b/>
-                <w:bCs/>
-                <w:i/>
-                <w:iCs/>
-                <w:color w:val="6B6260"/>
-                <w:sz w:val="18"/>
-                <w:szCs w:val="18"/>
-                <w:lang w:val="en-US"/>
-              </w:rPr>
-              <w:t xml:space="preserve">Свързани </w:t>
-            </w:r>
-            <w:r>
-              <w:rPr>
-                <w:rFonts w:ascii="Calibri" w:eastAsia="Calibri" w:hAnsi="Calibri" w:cs="Calibri"/>
-                <w:b/>
-                <w:bCs/>
-                <w:i/>
-                <w:iCs/>
-                <w:color w:val="6B6260"/>
-                <w:sz w:val="18"/>
-                <w:szCs w:val="18"/>
-              </w:rPr>
-              <w:t xml:space="preserve">умения: </w:t>
-            </w:r>
-            <w:r>
-              <w:rPr>
-                <w:rFonts w:ascii="Calibri" w:eastAsia="Calibri" w:hAnsi="Calibri" w:cs="Calibri"/>
-                <w:i/>
-                <w:iCs/>
-                <w:color w:val="6B6260"/>
-                <w:sz w:val="18"/>
-                <w:szCs w:val="18"/>
-              </w:rPr>
-              <w:t xml:space="preserve">Web </w:t>
-            </w:r>
-            <w:r>
-              <w:rPr>
-                <w:rFonts w:ascii="Calibri" w:eastAsia="Calibri" w:hAnsi="Calibri" w:cs="Calibri"/>
-                <w:i/>
-                <w:iCs/>
-                <w:color w:val="6B6260"/>
-                <w:sz w:val="18"/>
-                <w:szCs w:val="18"/>
-              </w:rPr>
-              <w:t xml:space="preserve">и Front-End </w:t>
-            </w:r>
-            <w:r>
-              <w:rPr>
-                <w:rFonts w:ascii="Calibri" w:eastAsia="Calibri" w:hAnsi="Calibri" w:cs="Calibri"/>
-                <w:i/>
-                <w:iCs/>
-                <w:color w:val="6B6260"/>
-                <w:sz w:val="18"/>
-                <w:szCs w:val="18"/>
-              </w:rPr>
-              <w:t>разработка</w:t>
-            </w:r>
-          </w:p>
-          <w:p>
-            <w:pPr>
-              <w:spacing w:before="110" w:after="50"/>
-              <w:rPr>
-                <w:lang w:val="en-US"/>
-              </w:rPr>
-            </w:pPr>
-            <w:r>
-              <w:rPr>
-                <w:rFonts w:ascii="Calibri" w:eastAsia="Calibri" w:hAnsi="Calibri" w:cs="Calibri"/>
-                <w:b/>
-                <w:bCs/>
-                <w:color w:val="1A1414"/>
-                <w:sz w:val="22"/>
-                <w:szCs w:val="22"/>
-              </w:rPr>
-              <w:t>Уеб разработчик (стажант)</w:t>
-            </w:r>
-            <w:r>
-              <w:rPr>
-                <w:rFonts w:ascii="Calibri" w:eastAsia="Calibri" w:hAnsi="Calibri" w:cs="Calibri"/>
-                <w:b/>
-                <w:bCs/>
-                <w:color w:val="1A1414"/>
-                <w:sz w:val="22"/>
-                <w:szCs w:val="22"/>
-              </w:rPr>
-              <w:t xml:space="preserve"> </w:t>
-            </w:r>
-            <w:r>
-              <w:rPr>
-                <w:rFonts w:ascii="Calibri" w:eastAsia="Calibri" w:hAnsi="Calibri" w:cs="Calibri"/>
-                <w:b/>
-                <w:bCs/>
-                <w:color w:val="1A1414"/>
-                <w:sz w:val="22"/>
-                <w:szCs w:val="22"/>
-                <w:lang w:val="en-US"/>
-              </w:rPr>
-              <w:t>– Silo Works</w:t>
-            </w:r>
-          </w:p>
-          <w:p>
-            <w:pPr>
-              <w:spacing w:after="70"/>
-            </w:pPr>
-            <w:r>
-              <w:rPr>
-                <w:rFonts w:ascii="Calibri" w:eastAsia="Calibri" w:hAnsi="Calibri" w:cs="Calibri"/>
-                <w:i/>
-                <w:iCs/>
-                <w:color w:val="6B6260"/>
-                <w:sz w:val="18"/>
-                <w:szCs w:val="18"/>
-              </w:rPr>
-              <w:t>Юли 2025 · 1 месец – Перник, България</w:t>
-            </w:r>
-          </w:p>
-          <w:p>
-            <w:pPr>
-              <w:pStyle w:val="ListParagraph"/>
-              <w:numPr>
-                <w:ilvl w:val="0"/>
-                <w:numId w:val="3"/>
-              </w:numPr>
-              <w:tabs>
-                <w:tab w:val="right" w:pos="6900"/>
-              </w:tabs>
-              <w:spacing w:after="70"/>
-              <w:ind w:hanging="198"/>
-            </w:pPr>
-            <w:r>
-              <w:rPr>
-                <w:rFonts w:ascii="Calibri" w:eastAsia="Calibri" w:hAnsi="Calibri" w:cs="Calibri"/>
-                <w:color w:val="1A1414"/>
-              </w:rPr>
-              <w:t xml:space="preserve">Получих задача да изградя проста VR сцена, </w:t>
-            </w:r>
-            <w:r>
-              <w:rPr>
-                <w:rFonts w:ascii="Calibri" w:eastAsia="Calibri" w:hAnsi="Calibri" w:cs="Calibri"/>
-                <w:color w:val="1A1414"/>
-              </w:rPr>
-              <w:t>предизвикваща</w:t>
-            </w:r>
-            <w:r>
-              <w:rPr>
-                <w:rFonts w:ascii="Calibri" w:eastAsia="Calibri" w:hAnsi="Calibri" w:cs="Calibri"/>
-                <w:color w:val="1A1414"/>
-              </w:rPr>
-              <w:t xml:space="preserve"> </w:t>
-            </w:r>
-            <w:r>
-              <w:rPr>
-                <w:rFonts w:ascii="Calibri" w:eastAsia="Calibri" w:hAnsi="Calibri" w:cs="Calibri"/>
-                <w:color w:val="1A1414"/>
-              </w:rPr>
-              <w:t>потопяващо</w:t>
-            </w:r>
-            <w:r>
-              <w:rPr>
-                <w:rFonts w:ascii="Calibri" w:eastAsia="Calibri" w:hAnsi="Calibri" w:cs="Calibri"/>
-                <w:color w:val="1A1414"/>
-              </w:rPr>
-              <w:t xml:space="preserve"> изживяване</w:t>
-            </w:r>
-            <w:r>
-              <w:rPr>
-                <w:rFonts w:ascii="Calibri" w:eastAsia="Calibri" w:hAnsi="Calibri" w:cs="Calibri"/>
-                <w:color w:val="1A1414"/>
-              </w:rPr>
-              <w:t>, с насоки от екипа</w:t>
-            </w:r>
-            <w:r>
-              <w:rPr>
-                <w:rFonts w:ascii="Calibri" w:eastAsia="Calibri" w:hAnsi="Calibri" w:cs="Calibri"/>
-                <w:color w:val="1A1414"/>
-              </w:rPr>
-              <w:t>. Това ми даде практически опит с A-Frame</w:t>
-            </w:r>
-            <w:r>
-              <w:rPr>
-                <w:rFonts w:ascii="Calibri" w:eastAsia="Calibri" w:hAnsi="Calibri" w:cs="Calibri"/>
-                <w:color w:val="1A1414"/>
-              </w:rPr>
-              <w:t xml:space="preserve"> </w:t>
-            </w:r>
-            <w:r>
-              <w:rPr>
-                <w:rFonts w:ascii="Calibri" w:eastAsia="Calibri" w:hAnsi="Calibri" w:cs="Calibri"/>
-                <w:color w:val="1A1414"/>
-              </w:rPr>
-              <w:t>–</w:t>
-            </w:r>
-            <w:r>
-              <w:rPr>
-                <w:rFonts w:ascii="Calibri" w:eastAsia="Calibri" w:hAnsi="Calibri" w:cs="Calibri"/>
-                <w:color w:val="1A1414"/>
-              </w:rPr>
-              <w:t xml:space="preserve">  </w:t>
-            </w:r>
-            <w:r>
-              <w:rPr>
-                <w:rFonts w:ascii="Calibri" w:eastAsia="Calibri" w:hAnsi="Calibri" w:cs="Calibri"/>
-                <w:color w:val="1A1414"/>
-              </w:rPr>
-              <w:t>framework за изграждане на виртуални среди</w:t>
-            </w:r>
-            <w:r>
-              <w:rPr>
-                <w:rFonts w:ascii="Calibri" w:eastAsia="Calibri" w:hAnsi="Calibri" w:cs="Calibri"/>
-                <w:color w:val="1A1414"/>
-              </w:rPr>
-              <w:t xml:space="preserve"> </w:t>
-            </w:r>
-            <w:r>
-              <w:rPr>
-                <w:rFonts w:ascii="Calibri" w:eastAsia="Calibri" w:hAnsi="Calibri" w:cs="Calibri"/>
-                <w:color w:val="1A1414"/>
-              </w:rPr>
-              <w:t>–</w:t>
-            </w:r>
-            <w:r>
-              <w:rPr>
-                <w:rFonts w:ascii="Calibri" w:eastAsia="Calibri" w:hAnsi="Calibri" w:cs="Calibri"/>
-                <w:color w:val="1A1414"/>
-              </w:rPr>
-              <w:t xml:space="preserve"> </w:t>
-            </w:r>
-            <w:r>
-              <w:rPr>
-                <w:rFonts w:ascii="Calibri" w:eastAsia="Calibri" w:hAnsi="Calibri" w:cs="Calibri"/>
-                <w:color w:val="1A1414"/>
-              </w:rPr>
-              <w:t>в компания, фокусирана върху digital twin и BIM решения.</w:t>
-            </w:r>
-          </w:p>
-          <w:p>
-            <w:pPr>
-              <w:pStyle w:val="ListParagraph"/>
-              <w:numPr>
-                <w:ilvl w:val="0"/>
-                <w:numId w:val="3"/>
-              </w:numPr>
-              <w:tabs>
-                <w:tab w:val="right" w:pos="6900"/>
-              </w:tabs>
-              <w:spacing w:after="70"/>
-              <w:ind w:hanging="198"/>
-            </w:pPr>
-            <w:r>
-              <w:rPr>
-                <w:rFonts w:ascii="Calibri" w:eastAsia="Calibri" w:hAnsi="Calibri" w:cs="Calibri"/>
-                <w:color w:val="1A1414"/>
-              </w:rPr>
-              <w:t>По-късно тази работа послужи като отправна точка за разработката на VR средата в личния ми проект MindReel, където надградих и разширих наученото, комбинирайки различни умения и технологи</w:t>
-            </w:r>
-            <w:r>
-              <w:rPr>
-                <w:rFonts w:ascii="Calibri" w:eastAsia="Calibri" w:hAnsi="Calibri" w:cs="Calibri"/>
-                <w:color w:val="1A1414"/>
-              </w:rPr>
-              <w:t>и</w:t>
-            </w:r>
-            <w:r>
-              <w:rPr>
-                <w:rFonts w:ascii="Calibri" w:eastAsia="Calibri" w:hAnsi="Calibri" w:cs="Calibri"/>
-                <w:color w:val="1A1414"/>
-              </w:rPr>
-              <w:t>.</w:t>
-            </w:r>
-          </w:p>
-          <w:p>
-            <w:pPr>
-              <w:spacing w:after="180"/>
-            </w:pPr>
-            <w:r>
-              <w:rPr>
-                <w:rFonts w:ascii="Calibri" w:eastAsia="Calibri" w:hAnsi="Calibri" w:cs="Calibri"/>
-                <w:b/>
-                <w:bCs/>
-                <w:i/>
-                <w:iCs/>
-                <w:color w:val="6B6260"/>
-                <w:sz w:val="18"/>
-                <w:szCs w:val="18"/>
-                <w:lang w:val="en-US"/>
-              </w:rPr>
-              <w:t xml:space="preserve">Свързани </w:t>
-            </w:r>
-            <w:r>
-              <w:rPr>
-                <w:rFonts w:ascii="Calibri" w:eastAsia="Calibri" w:hAnsi="Calibri" w:cs="Calibri"/>
-                <w:b/>
-                <w:bCs/>
-                <w:i/>
-                <w:iCs/>
-                <w:color w:val="6B6260"/>
-                <w:sz w:val="18"/>
-                <w:szCs w:val="18"/>
-              </w:rPr>
-              <w:t xml:space="preserve">умения: </w:t>
-            </w:r>
-            <w:r>
-              <w:rPr>
-                <w:rFonts w:ascii="Calibri" w:eastAsia="Calibri" w:hAnsi="Calibri" w:cs="Calibri"/>
-                <w:i/>
-                <w:iCs/>
-                <w:color w:val="6B6260"/>
-                <w:sz w:val="18"/>
-                <w:szCs w:val="18"/>
-              </w:rPr>
-              <w:t>A-Frame (Virtual Reality Framework) и TypeScript</w:t>
-            </w:r>
-          </w:p>
-          <w:p>
-            <w:pPr>
-              <w:spacing w:before="110" w:after="50"/>
-              <w:rPr>
-                <w:lang w:val="en-US"/>
-              </w:rPr>
-            </w:pPr>
-            <w:r>
-              <w:rPr>
-                <w:rFonts w:ascii="Calibri" w:eastAsia="Calibri" w:hAnsi="Calibri" w:cs="Calibri"/>
-                <w:b/>
-                <w:bCs/>
-                <w:color w:val="1A1414"/>
-                <w:sz w:val="22"/>
-                <w:szCs w:val="22"/>
-              </w:rPr>
-              <w:t>Софтуерен</w:t>
-            </w:r>
-            <w:r>
-              <w:rPr>
-                <w:rFonts w:ascii="Calibri" w:eastAsia="Calibri" w:hAnsi="Calibri" w:cs="Calibri"/>
-                <w:b/>
-                <w:bCs/>
-                <w:color w:val="1A1414"/>
-                <w:sz w:val="22"/>
-                <w:szCs w:val="22"/>
-              </w:rPr>
-              <w:t xml:space="preserve"> разработчик (стажант)</w:t>
-            </w:r>
-            <w:r>
-              <w:rPr>
-                <w:rFonts w:ascii="Calibri" w:eastAsia="Calibri" w:hAnsi="Calibri" w:cs="Calibri"/>
-                <w:b/>
-                <w:bCs/>
-                <w:color w:val="1A1414"/>
-                <w:sz w:val="22"/>
-                <w:szCs w:val="22"/>
-              </w:rPr>
-              <w:t xml:space="preserve"> </w:t>
-            </w:r>
-            <w:r>
-              <w:rPr>
-                <w:rFonts w:ascii="Calibri" w:eastAsia="Calibri" w:hAnsi="Calibri" w:cs="Calibri"/>
-                <w:b/>
-                <w:bCs/>
-                <w:color w:val="1A1414"/>
-                <w:sz w:val="22"/>
-                <w:szCs w:val="22"/>
-                <w:lang w:val="en-US"/>
-              </w:rPr>
-              <w:t>– Graosoft</w:t>
-            </w:r>
-          </w:p>
-          <w:p>
-            <w:pPr>
-              <w:spacing w:after="70"/>
-            </w:pPr>
-            <w:r>
-              <w:rPr>
-                <w:rFonts w:ascii="Calibri" w:eastAsia="Calibri" w:hAnsi="Calibri" w:cs="Calibri"/>
-                <w:i/>
-                <w:iCs/>
-                <w:color w:val="6B6260"/>
-                <w:sz w:val="18"/>
-                <w:szCs w:val="18"/>
-              </w:rPr>
-              <w:t>Юли 2024 · 1 месец – Перник, България</w:t>
-            </w:r>
-          </w:p>
-          <w:p>
-            <w:pPr>
-              <w:pStyle w:val="ListParagraph"/>
-              <w:numPr>
-                <w:ilvl w:val="0"/>
-                <w:numId w:val="3"/>
-              </w:numPr>
-              <w:tabs>
-                <w:tab w:val="right" w:pos="6900"/>
-              </w:tabs>
-              <w:spacing w:after="70"/>
-              <w:ind w:hanging="198"/>
-            </w:pPr>
-            <w:r>
-              <w:rPr>
-                <w:rFonts w:ascii="Calibri" w:eastAsia="Calibri" w:hAnsi="Calibri" w:cs="Calibri"/>
-                <w:color w:val="1A1414"/>
-              </w:rPr>
-              <w:t xml:space="preserve">Придобих представа за добрите практики и професионалните стандарти в софтуерната разработка чрез насоки и обратна връзка от екипа </w:t>
-            </w:r>
-            <w:r>
-              <w:rPr>
-                <w:rFonts w:ascii="Calibri" w:eastAsia="Calibri" w:hAnsi="Calibri" w:cs="Calibri"/>
-                <w:color w:val="1A1414"/>
-              </w:rPr>
-              <w:t>на Graosoft.</w:t>
-            </w:r>
-          </w:p>
-          <w:p>
-            <w:pPr>
-              <w:pStyle w:val="ListParagraph"/>
-              <w:numPr>
-                <w:ilvl w:val="0"/>
-                <w:numId w:val="3"/>
-              </w:numPr>
-              <w:tabs>
-                <w:tab w:val="right" w:pos="6900"/>
-              </w:tabs>
-              <w:spacing w:after="70"/>
-              <w:ind w:hanging="198"/>
-            </w:pPr>
-            <w:r>
-              <w:rPr>
-                <w:rFonts w:ascii="Calibri" w:eastAsia="Calibri" w:hAnsi="Calibri" w:cs="Calibri"/>
-                <w:color w:val="1A1414"/>
-              </w:rPr>
-              <w:t>Дискусиите обхващаха качеството на кода, работните процеси в екипа и професионалното развитие в технологичната индустрия.</w:t>
-            </w:r>
-          </w:p>
-          <w:p>
-            <w:pPr>
-              <w:spacing w:after="50"/>
-              <w:rPr>
-                <w:lang w:val="en-US"/>
-              </w:rPr>
-            </w:pPr>
-            <w:r>
-              <w:rPr>
-                <w:rFonts w:ascii="Calibri" w:eastAsia="Calibri" w:hAnsi="Calibri" w:cs="Calibri"/>
-                <w:b/>
-                <w:bCs/>
-                <w:i/>
-                <w:iCs/>
-                <w:color w:val="6B6260"/>
-                <w:sz w:val="18"/>
-                <w:szCs w:val="18"/>
-                <w:lang w:val="en-US"/>
-              </w:rPr>
-              <w:t xml:space="preserve">Свързани </w:t>
-            </w:r>
-            <w:r>
-              <w:rPr>
-                <w:rFonts w:ascii="Calibri" w:eastAsia="Calibri" w:hAnsi="Calibri" w:cs="Calibri"/>
-                <w:b/>
-                <w:bCs/>
-                <w:i/>
-                <w:iCs/>
-                <w:color w:val="6B6260"/>
-                <w:sz w:val="18"/>
-                <w:szCs w:val="18"/>
-              </w:rPr>
-              <w:t xml:space="preserve">умения: </w:t>
-            </w:r>
-            <w:r>
-              <w:rPr>
-                <w:rFonts w:ascii="Calibri" w:eastAsia="Calibri" w:hAnsi="Calibri" w:cs="Calibri"/>
-                <w:i/>
-                <w:iCs/>
-                <w:color w:val="6B6260"/>
-                <w:sz w:val="18"/>
-                <w:szCs w:val="18"/>
-              </w:rPr>
-              <w:t>Vue.js, TypeScript</w:t>
-            </w:r>
-            <w:r>
-              <w:rPr>
-                <w:rFonts w:ascii="Calibri" w:eastAsia="Calibri" w:hAnsi="Calibri" w:cs="Calibri"/>
-                <w:i/>
-                <w:iCs/>
-                <w:color w:val="6B6260"/>
-                <w:sz w:val="18"/>
-                <w:szCs w:val="18"/>
-              </w:rPr>
-              <w:t xml:space="preserve"> </w:t>
-            </w:r>
-            <w:r>
-              <w:rPr>
-                <w:rFonts w:ascii="Calibri" w:eastAsia="Calibri" w:hAnsi="Calibri" w:cs="Calibri"/>
-                <w:i/>
-                <w:iCs/>
-                <w:color w:val="6B6260"/>
-                <w:sz w:val="18"/>
-                <w:szCs w:val="18"/>
-                <w:lang w:val="en-US"/>
-              </w:rPr>
-              <w:t>и Git</w:t>
             </w:r>
           </w:p>
         </w:tc>

--- a/public/CV/Kaloyan_Kostadinov_CV_BG.docx
+++ b/public/CV/Kaloyan_Kostadinov_CV_BG.docx
@@ -593,7 +593,26 @@
                 <w:sz w:val="18"/>
                 <w:szCs w:val="18"/>
               </w:rPr>
-              <w:t>Vitest, Jest, Junit, Mockito</w:t>
+              <w:t>Vitest, Jest, J</w:t>
+            </w:r>
+            <w:r>
+              <w:rPr>
+                <w:rFonts w:ascii="Calibri" w:eastAsia="Calibri" w:hAnsi="Calibri" w:cs="Calibri"/>
+                <w:color w:val="1A1414"/>
+                <w:sz w:val="18"/>
+                <w:szCs w:val="18"/>
+                <w:lang w:val="en-US"/>
+              </w:rPr>
+              <w:t>U</w:t>
+            </w:r>
+            <w:r>
+              <w:rPr>
+                <w:rFonts w:ascii="Calibri" w:eastAsia="Calibri" w:hAnsi="Calibri" w:cs="Calibri"/>
+                <w:color w:val="1A1414"/>
+                <w:sz w:val="18"/>
+                <w:szCs w:val="18"/>
+              </w:rPr>
+              <w:t>nit, Mockito</w:t>
             </w:r>
           </w:p>
           <w:p>
